--- a/PAI Hospital Readmission Dialysis 25214501 24304166 25118692 24244058.docx
+++ b/PAI Hospital Readmission Dialysis 25214501 24304166 25118692 24244058.docx
@@ -153,21 +153,7 @@
         <w:rPr>
           <w:color w:val="1F3864" w:themeColor="accent1" w:themeShade="80"/>
         </w:rPr>
-        <w:t xml:space="preserve">Hospital readmission for dialysis patients is a serious problem. It increases healthcare costs </w:t>
-      </w:r>
-      <w:proofErr w:type="gramStart"/>
-      <w:r>
-        <w:rPr>
-          <w:color w:val="1F3864" w:themeColor="accent1" w:themeShade="80"/>
-        </w:rPr>
-        <w:t>and also</w:t>
-      </w:r>
-      <w:proofErr w:type="gramEnd"/>
-      <w:r>
-        <w:rPr>
-          <w:color w:val="1F3864" w:themeColor="accent1" w:themeShade="80"/>
-        </w:rPr>
-        <w:t xml:space="preserve"> raises the risk of death. In this study, we use different machine learning models to predict whether a patient will return to the hospital within </w:t>
+        <w:t xml:space="preserve">Hospital readmission for dialysis patients is a serious problem. It increases healthcare costs and also raises the risk of death. In this study, we use different machine learning models to predict whether a patient will return to the hospital within </w:t>
       </w:r>
       <w:r>
         <w:rPr>
@@ -191,23 +177,13 @@
         </w:rPr>
         <w:t xml:space="preserve">Temporal Fusion Transformer (TFT), </w:t>
       </w:r>
-      <w:proofErr w:type="spellStart"/>
       <w:r>
         <w:rPr>
           <w:b/>
           <w:bCs/>
           <w:color w:val="1F3864" w:themeColor="accent1" w:themeShade="80"/>
         </w:rPr>
-        <w:t>LightGBM</w:t>
-      </w:r>
-      <w:proofErr w:type="spellEnd"/>
-      <w:r>
-        <w:rPr>
-          <w:b/>
-          <w:bCs/>
-          <w:color w:val="1F3864" w:themeColor="accent1" w:themeShade="80"/>
-        </w:rPr>
-        <w:t xml:space="preserve">, </w:t>
+        <w:t xml:space="preserve">and </w:t>
       </w:r>
       <w:proofErr w:type="spellStart"/>
       <w:r>
@@ -217,24 +193,6 @@
           <w:color w:val="1F3864" w:themeColor="accent1" w:themeShade="80"/>
         </w:rPr>
         <w:t>CatBoost</w:t>
-      </w:r>
-      <w:proofErr w:type="spellEnd"/>
-      <w:r>
-        <w:rPr>
-          <w:b/>
-          <w:bCs/>
-          <w:color w:val="1F3864" w:themeColor="accent1" w:themeShade="80"/>
-        </w:rPr>
-        <w:t xml:space="preserve">, and </w:t>
-      </w:r>
-      <w:proofErr w:type="spellStart"/>
-      <w:r>
-        <w:rPr>
-          <w:b/>
-          <w:bCs/>
-          <w:color w:val="1F3864" w:themeColor="accent1" w:themeShade="80"/>
-        </w:rPr>
-        <w:t>TabTransformer</w:t>
       </w:r>
       <w:proofErr w:type="spellEnd"/>
       <w:r>
@@ -743,7 +701,6 @@
                 <w:color w:val="1F3864" w:themeColor="accent1" w:themeShade="80"/>
                 <w:lang w:val="en-US"/>
               </w:rPr>
-              <w:lastRenderedPageBreak/>
               <w:t>• Prior hospitalization history</w:t>
             </w:r>
             <w:r>
@@ -863,7 +820,6 @@
                 <w:color w:val="1F3864" w:themeColor="accent1" w:themeShade="80"/>
                 <w:lang w:val="en-US"/>
               </w:rPr>
-              <w:lastRenderedPageBreak/>
               <w:t>• Readmission (Yes/No)</w:t>
             </w:r>
             <w:r>
@@ -974,7 +930,6 @@
                 <w:color w:val="1F3864" w:themeColor="accent1" w:themeShade="80"/>
                 <w:lang w:val="en-US"/>
               </w:rPr>
-              <w:lastRenderedPageBreak/>
               <w:t>• Standard deviation across runs</w:t>
             </w:r>
             <w:r>
@@ -1012,7 +967,6 @@
                 <w:color w:val="1F3864" w:themeColor="accent1" w:themeShade="80"/>
                 <w:lang w:val="en-US"/>
               </w:rPr>
-              <w:lastRenderedPageBreak/>
               <w:t>Covariates:</w:t>
             </w:r>
             <w:r>
@@ -1111,7 +1065,6 @@
                 <w:color w:val="1F3864" w:themeColor="accent1" w:themeShade="80"/>
                 <w:lang w:val="en-US"/>
               </w:rPr>
-              <w:lastRenderedPageBreak/>
               <w:t>Intervention:</w:t>
             </w:r>
             <w:r>
@@ -1509,6 +1462,7 @@
     <w:p>
       <w:pPr>
         <w:spacing w:after="0"/>
+        <w:ind w:left="1080"/>
         <w:rPr>
           <w:color w:val="1F3864" w:themeColor="accent1" w:themeShade="80"/>
         </w:rPr>
@@ -1528,280 +1482,6 @@
         <w:rPr>
           <w:b/>
           <w:bCs/>
-          <w:color w:val="1F3864" w:themeColor="accent1" w:themeShade="80"/>
-        </w:rPr>
-        <w:t>LightGBM</w:t>
-      </w:r>
-      <w:proofErr w:type="spellEnd"/>
-    </w:p>
-    <w:p>
-      <w:pPr>
-        <w:numPr>
-          <w:ilvl w:val="0"/>
-          <w:numId w:val="25"/>
-        </w:numPr>
-        <w:tabs>
-          <w:tab w:val="clear" w:pos="720"/>
-          <w:tab w:val="num" w:pos="1080"/>
-        </w:tabs>
-        <w:spacing w:after="0"/>
-        <w:ind w:left="1080"/>
-        <w:rPr>
-          <w:color w:val="1F3864" w:themeColor="accent1" w:themeShade="80"/>
-        </w:rPr>
-      </w:pPr>
-      <w:r>
-        <w:rPr>
-          <w:color w:val="1F3864" w:themeColor="accent1" w:themeShade="80"/>
-        </w:rPr>
-        <w:t>Machine learning model developed by Microsoft</w:t>
-      </w:r>
-    </w:p>
-    <w:p>
-      <w:pPr>
-        <w:numPr>
-          <w:ilvl w:val="0"/>
-          <w:numId w:val="25"/>
-        </w:numPr>
-        <w:tabs>
-          <w:tab w:val="clear" w:pos="720"/>
-          <w:tab w:val="num" w:pos="1080"/>
-        </w:tabs>
-        <w:spacing w:after="0"/>
-        <w:ind w:left="1080"/>
-        <w:rPr>
-          <w:color w:val="1F3864" w:themeColor="accent1" w:themeShade="80"/>
-        </w:rPr>
-      </w:pPr>
-      <w:r>
-        <w:rPr>
-          <w:color w:val="1F3864" w:themeColor="accent1" w:themeShade="80"/>
-        </w:rPr>
-        <w:t>Builds decision trees faster and more efficiently than most boosting models</w:t>
-      </w:r>
-    </w:p>
-    <w:p>
-      <w:pPr>
-        <w:spacing w:after="0"/>
-        <w:ind w:left="360"/>
-        <w:rPr>
-          <w:color w:val="1F3864" w:themeColor="accent1" w:themeShade="80"/>
-        </w:rPr>
-      </w:pPr>
-      <w:r>
-        <w:rPr>
-          <w:color w:val="1F3864" w:themeColor="accent1" w:themeShade="80"/>
-        </w:rPr>
-        <w:t xml:space="preserve">Why </w:t>
-      </w:r>
-      <w:proofErr w:type="spellStart"/>
-      <w:r>
-        <w:rPr>
-          <w:color w:val="1F3864" w:themeColor="accent1" w:themeShade="80"/>
-        </w:rPr>
-        <w:t>LightGBM</w:t>
-      </w:r>
-      <w:proofErr w:type="spellEnd"/>
-      <w:r>
-        <w:rPr>
-          <w:color w:val="1F3864" w:themeColor="accent1" w:themeShade="80"/>
-        </w:rPr>
-        <w:t xml:space="preserve"> for dialysis</w:t>
-      </w:r>
-    </w:p>
-    <w:p>
-      <w:pPr>
-        <w:numPr>
-          <w:ilvl w:val="0"/>
-          <w:numId w:val="26"/>
-        </w:numPr>
-        <w:tabs>
-          <w:tab w:val="clear" w:pos="720"/>
-          <w:tab w:val="num" w:pos="1080"/>
-        </w:tabs>
-        <w:spacing w:after="0"/>
-        <w:ind w:left="1080"/>
-        <w:rPr>
-          <w:color w:val="1F3864" w:themeColor="accent1" w:themeShade="80"/>
-        </w:rPr>
-      </w:pPr>
-      <w:r>
-        <w:rPr>
-          <w:color w:val="1F3864" w:themeColor="accent1" w:themeShade="80"/>
-        </w:rPr>
-        <w:t>Handles large dialysis session datasets with high speed</w:t>
-      </w:r>
-    </w:p>
-    <w:p>
-      <w:pPr>
-        <w:numPr>
-          <w:ilvl w:val="0"/>
-          <w:numId w:val="26"/>
-        </w:numPr>
-        <w:tabs>
-          <w:tab w:val="clear" w:pos="720"/>
-          <w:tab w:val="num" w:pos="1080"/>
-        </w:tabs>
-        <w:spacing w:after="0"/>
-        <w:ind w:left="1080"/>
-        <w:rPr>
-          <w:color w:val="1F3864" w:themeColor="accent1" w:themeShade="80"/>
-        </w:rPr>
-      </w:pPr>
-      <w:r>
-        <w:rPr>
-          <w:color w:val="1F3864" w:themeColor="accent1" w:themeShade="80"/>
-        </w:rPr>
-        <w:t>Uses leaf-wise tree growth which finds better predictions than standard methods</w:t>
-      </w:r>
-    </w:p>
-    <w:p>
-      <w:pPr>
-        <w:numPr>
-          <w:ilvl w:val="0"/>
-          <w:numId w:val="26"/>
-        </w:numPr>
-        <w:tabs>
-          <w:tab w:val="clear" w:pos="720"/>
-          <w:tab w:val="num" w:pos="1080"/>
-        </w:tabs>
-        <w:spacing w:after="0"/>
-        <w:ind w:left="1080"/>
-        <w:rPr>
-          <w:color w:val="1F3864" w:themeColor="accent1" w:themeShade="80"/>
-        </w:rPr>
-      </w:pPr>
-      <w:r>
-        <w:rPr>
-          <w:color w:val="1F3864" w:themeColor="accent1" w:themeShade="80"/>
-        </w:rPr>
-        <w:t>Works well when positive cases like readmissions are rare in the data</w:t>
-      </w:r>
-    </w:p>
-    <w:p>
-      <w:pPr>
-        <w:numPr>
-          <w:ilvl w:val="0"/>
-          <w:numId w:val="26"/>
-        </w:numPr>
-        <w:tabs>
-          <w:tab w:val="clear" w:pos="720"/>
-          <w:tab w:val="num" w:pos="1080"/>
-        </w:tabs>
-        <w:spacing w:after="0"/>
-        <w:ind w:left="1080"/>
-        <w:rPr>
-          <w:color w:val="1F3864" w:themeColor="accent1" w:themeShade="80"/>
-        </w:rPr>
-      </w:pPr>
-      <w:r>
-        <w:rPr>
-          <w:color w:val="1F3864" w:themeColor="accent1" w:themeShade="80"/>
-        </w:rPr>
-        <w:t>Gives strong results with minimal configuration</w:t>
-      </w:r>
-    </w:p>
-    <w:p>
-      <w:pPr>
-        <w:spacing w:after="0"/>
-        <w:ind w:left="360"/>
-        <w:rPr>
-          <w:color w:val="1F3864" w:themeColor="accent1" w:themeShade="80"/>
-        </w:rPr>
-      </w:pPr>
-      <w:r>
-        <w:rPr>
-          <w:color w:val="1F3864" w:themeColor="accent1" w:themeShade="80"/>
-        </w:rPr>
-        <w:t>Feature importance</w:t>
-      </w:r>
-    </w:p>
-    <w:p>
-      <w:pPr>
-        <w:numPr>
-          <w:ilvl w:val="0"/>
-          <w:numId w:val="27"/>
-        </w:numPr>
-        <w:tabs>
-          <w:tab w:val="clear" w:pos="720"/>
-          <w:tab w:val="num" w:pos="1080"/>
-        </w:tabs>
-        <w:spacing w:after="0"/>
-        <w:ind w:left="1080"/>
-        <w:rPr>
-          <w:color w:val="1F3864" w:themeColor="accent1" w:themeShade="80"/>
-        </w:rPr>
-      </w:pPr>
-      <w:r>
-        <w:rPr>
-          <w:color w:val="1F3864" w:themeColor="accent1" w:themeShade="80"/>
-        </w:rPr>
-        <w:t>Clearly shows which clinical features most influenced each prediction</w:t>
-      </w:r>
-    </w:p>
-    <w:p>
-      <w:pPr>
-        <w:numPr>
-          <w:ilvl w:val="0"/>
-          <w:numId w:val="27"/>
-        </w:numPr>
-        <w:tabs>
-          <w:tab w:val="clear" w:pos="720"/>
-          <w:tab w:val="num" w:pos="1080"/>
-        </w:tabs>
-        <w:spacing w:after="0"/>
-        <w:ind w:left="1080"/>
-        <w:rPr>
-          <w:color w:val="1F3864" w:themeColor="accent1" w:themeShade="80"/>
-        </w:rPr>
-      </w:pPr>
-      <w:r>
-        <w:rPr>
-          <w:color w:val="1F3864" w:themeColor="accent1" w:themeShade="80"/>
-        </w:rPr>
-        <w:t>Compatible with SHAP for deeper explanation of results</w:t>
-      </w:r>
-    </w:p>
-    <w:p>
-      <w:pPr>
-        <w:spacing w:after="0"/>
-        <w:ind w:left="360"/>
-        <w:rPr>
-          <w:color w:val="1F3864" w:themeColor="accent1" w:themeShade="80"/>
-        </w:rPr>
-      </w:pPr>
-      <w:r>
-        <w:rPr>
-          <w:color w:val="1F3864" w:themeColor="accent1" w:themeShade="80"/>
-        </w:rPr>
-        <w:t>Role in this project</w:t>
-      </w:r>
-    </w:p>
-    <w:p>
-      <w:pPr>
-        <w:numPr>
-          <w:ilvl w:val="0"/>
-          <w:numId w:val="28"/>
-        </w:numPr>
-        <w:tabs>
-          <w:tab w:val="clear" w:pos="720"/>
-          <w:tab w:val="num" w:pos="1080"/>
-        </w:tabs>
-        <w:spacing w:after="0"/>
-        <w:ind w:left="1080"/>
-        <w:rPr>
-          <w:color w:val="1F3864" w:themeColor="accent1" w:themeShade="80"/>
-        </w:rPr>
-      </w:pPr>
-      <w:r>
-        <w:rPr>
-          <w:color w:val="1F3864" w:themeColor="accent1" w:themeShade="80"/>
-        </w:rPr>
-        <w:t xml:space="preserve">Used as a strong baseline to compare against TFT and </w:t>
-      </w:r>
-      <w:proofErr w:type="spellStart"/>
-      <w:r>
-        <w:rPr>
           <w:color w:val="1F3864" w:themeColor="accent1" w:themeShade="80"/>
         </w:rPr>
         <w:t>CatBoost</w:t>
@@ -1812,7 +1492,7 @@
       <w:pPr>
         <w:numPr>
           <w:ilvl w:val="0"/>
-          <w:numId w:val="28"/>
+          <w:numId w:val="21"/>
         </w:numPr>
         <w:tabs>
           <w:tab w:val="clear" w:pos="720"/>
@@ -1828,7 +1508,45 @@
         <w:rPr>
           <w:color w:val="1F3864" w:themeColor="accent1" w:themeShade="80"/>
         </w:rPr>
-        <w:t xml:space="preserve">If TFT and </w:t>
+        <w:t>Machine learning model developed by Yandex</w:t>
+      </w:r>
+    </w:p>
+    <w:p>
+      <w:pPr>
+        <w:numPr>
+          <w:ilvl w:val="0"/>
+          <w:numId w:val="21"/>
+        </w:numPr>
+        <w:tabs>
+          <w:tab w:val="clear" w:pos="720"/>
+          <w:tab w:val="num" w:pos="1080"/>
+        </w:tabs>
+        <w:spacing w:after="0"/>
+        <w:ind w:left="1080"/>
+        <w:rPr>
+          <w:color w:val="1F3864" w:themeColor="accent1" w:themeShade="80"/>
+        </w:rPr>
+      </w:pPr>
+      <w:r>
+        <w:rPr>
+          <w:color w:val="1F3864" w:themeColor="accent1" w:themeShade="80"/>
+        </w:rPr>
+        <w:t>Works well when the dataset contains many categories</w:t>
+      </w:r>
+    </w:p>
+    <w:p>
+      <w:pPr>
+        <w:spacing w:after="0"/>
+        <w:ind w:left="360"/>
+        <w:rPr>
+          <w:color w:val="1F3864" w:themeColor="accent1" w:themeShade="80"/>
+        </w:rPr>
+      </w:pPr>
+      <w:r>
+        <w:rPr>
+          <w:color w:val="1F3864" w:themeColor="accent1" w:themeShade="80"/>
+        </w:rPr>
+        <w:t xml:space="preserve">Why </w:t>
       </w:r>
       <w:proofErr w:type="spellStart"/>
       <w:r>
@@ -1842,56 +1560,14 @@
         <w:rPr>
           <w:color w:val="1F3864" w:themeColor="accent1" w:themeShade="80"/>
         </w:rPr>
-        <w:t xml:space="preserve"> outperform </w:t>
-      </w:r>
-      <w:proofErr w:type="spellStart"/>
-      <w:r>
-        <w:rPr>
-          <w:color w:val="1F3864" w:themeColor="accent1" w:themeShade="80"/>
-        </w:rPr>
-        <w:t>LightGBM</w:t>
-      </w:r>
-      <w:proofErr w:type="spellEnd"/>
-      <w:r>
-        <w:rPr>
-          <w:color w:val="1F3864" w:themeColor="accent1" w:themeShade="80"/>
-        </w:rPr>
-        <w:t>, it strengthens the novelty claim</w:t>
+        <w:t xml:space="preserve"> for dialysis</w:t>
       </w:r>
     </w:p>
     <w:p>
       <w:pPr>
-        <w:spacing w:after="0"/>
-        <w:rPr>
-          <w:color w:val="1F3864" w:themeColor="accent1" w:themeShade="80"/>
-        </w:rPr>
-      </w:pPr>
-    </w:p>
-    <w:p>
-      <w:pPr>
-        <w:spacing w:after="0"/>
-        <w:rPr>
-          <w:b/>
-          <w:bCs/>
-          <w:color w:val="1F3864" w:themeColor="accent1" w:themeShade="80"/>
-        </w:rPr>
-      </w:pPr>
-      <w:proofErr w:type="spellStart"/>
-      <w:r>
-        <w:rPr>
-          <w:b/>
-          <w:bCs/>
-          <w:color w:val="1F3864" w:themeColor="accent1" w:themeShade="80"/>
-        </w:rPr>
-        <w:t>CatBoost</w:t>
-      </w:r>
-      <w:proofErr w:type="spellEnd"/>
-    </w:p>
-    <w:p>
-      <w:pPr>
         <w:numPr>
           <w:ilvl w:val="0"/>
-          <w:numId w:val="21"/>
+          <w:numId w:val="22"/>
         </w:numPr>
         <w:tabs>
           <w:tab w:val="clear" w:pos="720"/>
@@ -1907,14 +1583,14 @@
         <w:rPr>
           <w:color w:val="1F3864" w:themeColor="accent1" w:themeShade="80"/>
         </w:rPr>
-        <w:t>Machine learning model developed by Yandex</w:t>
+        <w:t>Dialysis datasets include categories like gender, dialysis type, and vascular access type</w:t>
       </w:r>
     </w:p>
     <w:p>
       <w:pPr>
         <w:numPr>
           <w:ilvl w:val="0"/>
-          <w:numId w:val="21"/>
+          <w:numId w:val="22"/>
         </w:numPr>
         <w:tabs>
           <w:tab w:val="clear" w:pos="720"/>
@@ -1926,27 +1602,6 @@
           <w:color w:val="1F3864" w:themeColor="accent1" w:themeShade="80"/>
         </w:rPr>
       </w:pPr>
-      <w:r>
-        <w:rPr>
-          <w:color w:val="1F3864" w:themeColor="accent1" w:themeShade="80"/>
-        </w:rPr>
-        <w:t>Works well when the dataset contains many categories</w:t>
-      </w:r>
-    </w:p>
-    <w:p>
-      <w:pPr>
-        <w:spacing w:after="0"/>
-        <w:ind w:left="360"/>
-        <w:rPr>
-          <w:color w:val="1F3864" w:themeColor="accent1" w:themeShade="80"/>
-        </w:rPr>
-      </w:pPr>
-      <w:r>
-        <w:rPr>
-          <w:color w:val="1F3864" w:themeColor="accent1" w:themeShade="80"/>
-        </w:rPr>
-        <w:t xml:space="preserve">Why </w:t>
-      </w:r>
       <w:proofErr w:type="spellStart"/>
       <w:r>
         <w:rPr>
@@ -1959,7 +1614,7 @@
         <w:rPr>
           <w:color w:val="1F3864" w:themeColor="accent1" w:themeShade="80"/>
         </w:rPr>
-        <w:t xml:space="preserve"> for dialysis</w:t>
+        <w:t xml:space="preserve"> handles these categories natively without manual encoding</w:t>
       </w:r>
     </w:p>
     <w:p>
@@ -1982,7 +1637,7 @@
         <w:rPr>
           <w:color w:val="1F3864" w:themeColor="accent1" w:themeShade="80"/>
         </w:rPr>
-        <w:t>Dialysis datasets include categories like gender, dialysis type, and vascular access type</w:t>
+        <w:t>Uses ordered boosting which prevents the model from memorising training data</w:t>
       </w:r>
     </w:p>
     <w:p>
@@ -2001,6 +1656,44 @@
           <w:color w:val="1F3864" w:themeColor="accent1" w:themeShade="80"/>
         </w:rPr>
       </w:pPr>
+      <w:r>
+        <w:rPr>
+          <w:color w:val="1F3864" w:themeColor="accent1" w:themeShade="80"/>
+        </w:rPr>
+        <w:t>Gives stable and reliable results across repeated runs</w:t>
+      </w:r>
+    </w:p>
+    <w:p>
+      <w:pPr>
+        <w:spacing w:after="0"/>
+        <w:ind w:left="360"/>
+        <w:rPr>
+          <w:color w:val="1F3864" w:themeColor="accent1" w:themeShade="80"/>
+        </w:rPr>
+      </w:pPr>
+      <w:r>
+        <w:rPr>
+          <w:color w:val="1F3864" w:themeColor="accent1" w:themeShade="80"/>
+        </w:rPr>
+        <w:t>SHAP interaction analysis</w:t>
+      </w:r>
+    </w:p>
+    <w:p>
+      <w:pPr>
+        <w:numPr>
+          <w:ilvl w:val="0"/>
+          <w:numId w:val="23"/>
+        </w:numPr>
+        <w:tabs>
+          <w:tab w:val="clear" w:pos="720"/>
+          <w:tab w:val="num" w:pos="1080"/>
+        </w:tabs>
+        <w:spacing w:after="0"/>
+        <w:ind w:left="1080"/>
+        <w:rPr>
+          <w:color w:val="1F3864" w:themeColor="accent1" w:themeShade="80"/>
+        </w:rPr>
+      </w:pPr>
       <w:proofErr w:type="spellStart"/>
       <w:r>
         <w:rPr>
@@ -2013,68 +1706,7 @@
         <w:rPr>
           <w:color w:val="1F3864" w:themeColor="accent1" w:themeShade="80"/>
         </w:rPr>
-        <w:t xml:space="preserve"> handles these categories natively without manual encoding</w:t>
-      </w:r>
-    </w:p>
-    <w:p>
-      <w:pPr>
-        <w:numPr>
-          <w:ilvl w:val="0"/>
-          <w:numId w:val="22"/>
-        </w:numPr>
-        <w:tabs>
-          <w:tab w:val="clear" w:pos="720"/>
-          <w:tab w:val="num" w:pos="1080"/>
-        </w:tabs>
-        <w:spacing w:after="0"/>
-        <w:ind w:left="1080"/>
-        <w:rPr>
-          <w:color w:val="1F3864" w:themeColor="accent1" w:themeShade="80"/>
-        </w:rPr>
-      </w:pPr>
-      <w:r>
-        <w:rPr>
-          <w:color w:val="1F3864" w:themeColor="accent1" w:themeShade="80"/>
-        </w:rPr>
-        <w:t>Uses ordered boosting which prevents the model from memorising training data</w:t>
-      </w:r>
-    </w:p>
-    <w:p>
-      <w:pPr>
-        <w:numPr>
-          <w:ilvl w:val="0"/>
-          <w:numId w:val="22"/>
-        </w:numPr>
-        <w:tabs>
-          <w:tab w:val="clear" w:pos="720"/>
-          <w:tab w:val="num" w:pos="1080"/>
-        </w:tabs>
-        <w:spacing w:after="0"/>
-        <w:ind w:left="1080"/>
-        <w:rPr>
-          <w:color w:val="1F3864" w:themeColor="accent1" w:themeShade="80"/>
-        </w:rPr>
-      </w:pPr>
-      <w:r>
-        <w:rPr>
-          <w:color w:val="1F3864" w:themeColor="accent1" w:themeShade="80"/>
-        </w:rPr>
-        <w:t>Gives stable and reliable results across repeated runs</w:t>
-      </w:r>
-    </w:p>
-    <w:p>
-      <w:pPr>
-        <w:spacing w:after="0"/>
-        <w:ind w:left="360"/>
-        <w:rPr>
-          <w:color w:val="1F3864" w:themeColor="accent1" w:themeShade="80"/>
-        </w:rPr>
-      </w:pPr>
-      <w:r>
-        <w:rPr>
-          <w:color w:val="1F3864" w:themeColor="accent1" w:themeShade="80"/>
-        </w:rPr>
-        <w:t>SHAP interaction analysis</w:t>
+        <w:t xml:space="preserve"> reveals how two features together affect the prediction</w:t>
       </w:r>
     </w:p>
     <w:p>
@@ -2093,12 +1725,78 @@
           <w:color w:val="1F3864" w:themeColor="accent1" w:themeShade="80"/>
         </w:rPr>
       </w:pPr>
+      <w:r>
+        <w:rPr>
+          <w:color w:val="1F3864" w:themeColor="accent1" w:themeShade="80"/>
+        </w:rPr>
+        <w:t>For example, low Kt/V combined with diabetes creates a higher risk than either alone</w:t>
+      </w:r>
+    </w:p>
+    <w:p>
+      <w:pPr>
+        <w:numPr>
+          <w:ilvl w:val="0"/>
+          <w:numId w:val="23"/>
+        </w:numPr>
+        <w:tabs>
+          <w:tab w:val="clear" w:pos="720"/>
+          <w:tab w:val="num" w:pos="1080"/>
+        </w:tabs>
+        <w:spacing w:after="0"/>
+        <w:ind w:left="1080"/>
+        <w:rPr>
+          <w:color w:val="1F3864" w:themeColor="accent1" w:themeShade="80"/>
+        </w:rPr>
+      </w:pPr>
+      <w:r>
+        <w:rPr>
+          <w:color w:val="1F3864" w:themeColor="accent1" w:themeShade="80"/>
+        </w:rPr>
+        <w:t>Makes the model explainable to doctors and researchers</w:t>
+      </w:r>
+    </w:p>
+    <w:p>
+      <w:pPr>
+        <w:spacing w:after="0"/>
+        <w:ind w:left="360"/>
+        <w:rPr>
+          <w:color w:val="1F3864" w:themeColor="accent1" w:themeShade="80"/>
+        </w:rPr>
+      </w:pPr>
+      <w:r>
+        <w:rPr>
+          <w:color w:val="1F3864" w:themeColor="accent1" w:themeShade="80"/>
+        </w:rPr>
+        <w:t>Novelty</w:t>
+      </w:r>
+    </w:p>
+    <w:p>
+      <w:pPr>
+        <w:numPr>
+          <w:ilvl w:val="0"/>
+          <w:numId w:val="24"/>
+        </w:numPr>
+        <w:tabs>
+          <w:tab w:val="clear" w:pos="720"/>
+          <w:tab w:val="num" w:pos="1080"/>
+        </w:tabs>
+        <w:spacing w:after="0"/>
+        <w:ind w:left="1080"/>
+        <w:rPr>
+          <w:color w:val="1F3864" w:themeColor="accent1" w:themeShade="80"/>
+        </w:rPr>
+      </w:pPr>
+      <w:r>
+        <w:rPr>
+          <w:color w:val="1F3864" w:themeColor="accent1" w:themeShade="80"/>
+        </w:rPr>
+        <w:t xml:space="preserve">No published study has applied </w:t>
+      </w:r>
       <w:proofErr w:type="spellStart"/>
       <w:r>
         <w:rPr>
           <w:color w:val="1F3864" w:themeColor="accent1" w:themeShade="80"/>
         </w:rPr>
-        <w:lastRenderedPageBreak/>
         <w:t>CatBoost</w:t>
       </w:r>
       <w:proofErr w:type="spellEnd"/>
@@ -2106,68 +1804,7 @@
         <w:rPr>
           <w:color w:val="1F3864" w:themeColor="accent1" w:themeShade="80"/>
         </w:rPr>
-        <w:t xml:space="preserve"> reveals how two features together affect the prediction</w:t>
-      </w:r>
-    </w:p>
-    <w:p>
-      <w:pPr>
-        <w:numPr>
-          <w:ilvl w:val="0"/>
-          <w:numId w:val="23"/>
-        </w:numPr>
-        <w:tabs>
-          <w:tab w:val="clear" w:pos="720"/>
-          <w:tab w:val="num" w:pos="1080"/>
-        </w:tabs>
-        <w:spacing w:after="0"/>
-        <w:ind w:left="1080"/>
-        <w:rPr>
-          <w:color w:val="1F3864" w:themeColor="accent1" w:themeShade="80"/>
-        </w:rPr>
-      </w:pPr>
-      <w:r>
-        <w:rPr>
-          <w:color w:val="1F3864" w:themeColor="accent1" w:themeShade="80"/>
-        </w:rPr>
-        <w:t>For example, low Kt/V combined with diabetes creates a higher risk than either alone</w:t>
-      </w:r>
-    </w:p>
-    <w:p>
-      <w:pPr>
-        <w:numPr>
-          <w:ilvl w:val="0"/>
-          <w:numId w:val="23"/>
-        </w:numPr>
-        <w:tabs>
-          <w:tab w:val="clear" w:pos="720"/>
-          <w:tab w:val="num" w:pos="1080"/>
-        </w:tabs>
-        <w:spacing w:after="0"/>
-        <w:ind w:left="1080"/>
-        <w:rPr>
-          <w:color w:val="1F3864" w:themeColor="accent1" w:themeShade="80"/>
-        </w:rPr>
-      </w:pPr>
-      <w:r>
-        <w:rPr>
-          <w:color w:val="1F3864" w:themeColor="accent1" w:themeShade="80"/>
-        </w:rPr>
-        <w:t>Makes the model explainable to doctors and researchers</w:t>
-      </w:r>
-    </w:p>
-    <w:p>
-      <w:pPr>
-        <w:spacing w:after="0"/>
-        <w:ind w:left="360"/>
-        <w:rPr>
-          <w:color w:val="1F3864" w:themeColor="accent1" w:themeShade="80"/>
-        </w:rPr>
-      </w:pPr>
-      <w:r>
-        <w:rPr>
-          <w:color w:val="1F3864" w:themeColor="accent1" w:themeShade="80"/>
-        </w:rPr>
-        <w:t>Novelty</w:t>
+        <w:t xml:space="preserve"> with SHAP interaction analysis to dialysis readmission prediction</w:t>
       </w:r>
     </w:p>
     <w:p>
@@ -2190,356 +1827,11 @@
         <w:rPr>
           <w:color w:val="1F3864" w:themeColor="accent1" w:themeShade="80"/>
         </w:rPr>
-        <w:t xml:space="preserve">No published study has applied </w:t>
-      </w:r>
-      <w:proofErr w:type="spellStart"/>
-      <w:r>
-        <w:rPr>
-          <w:color w:val="1F3864" w:themeColor="accent1" w:themeShade="80"/>
-        </w:rPr>
-        <w:t>CatBoost</w:t>
-      </w:r>
-      <w:proofErr w:type="spellEnd"/>
-      <w:r>
-        <w:rPr>
-          <w:color w:val="1F3864" w:themeColor="accent1" w:themeShade="80"/>
-        </w:rPr>
-        <w:t xml:space="preserve"> with SHAP interaction analysis to dialysis readmission prediction</w:t>
-      </w:r>
-    </w:p>
-    <w:p>
-      <w:pPr>
-        <w:numPr>
-          <w:ilvl w:val="0"/>
-          <w:numId w:val="24"/>
-        </w:numPr>
-        <w:tabs>
-          <w:tab w:val="clear" w:pos="720"/>
-          <w:tab w:val="num" w:pos="1080"/>
-        </w:tabs>
-        <w:spacing w:after="0"/>
-        <w:ind w:left="1080"/>
-        <w:rPr>
-          <w:color w:val="1F3864" w:themeColor="accent1" w:themeShade="80"/>
-        </w:rPr>
-      </w:pPr>
-      <w:r>
-        <w:rPr>
-          <w:color w:val="1F3864" w:themeColor="accent1" w:themeShade="80"/>
-        </w:rPr>
         <w:t>This is the core academic contribution of this project</w:t>
       </w:r>
     </w:p>
     <w:p>
       <w:pPr>
-        <w:spacing w:after="0"/>
-        <w:rPr>
-          <w:color w:val="1F3864" w:themeColor="accent1" w:themeShade="80"/>
-        </w:rPr>
-      </w:pPr>
-    </w:p>
-    <w:p>
-      <w:pPr>
-        <w:spacing w:after="0"/>
-        <w:rPr>
-          <w:b/>
-          <w:bCs/>
-          <w:color w:val="1F3864" w:themeColor="accent1" w:themeShade="80"/>
-        </w:rPr>
-      </w:pPr>
-      <w:proofErr w:type="spellStart"/>
-      <w:r>
-        <w:rPr>
-          <w:b/>
-          <w:bCs/>
-          <w:color w:val="1F3864" w:themeColor="accent1" w:themeShade="80"/>
-        </w:rPr>
-        <w:t>TabTransformer</w:t>
-      </w:r>
-      <w:proofErr w:type="spellEnd"/>
-    </w:p>
-    <w:p>
-      <w:pPr>
-        <w:numPr>
-          <w:ilvl w:val="0"/>
-          <w:numId w:val="29"/>
-        </w:numPr>
-        <w:tabs>
-          <w:tab w:val="clear" w:pos="720"/>
-          <w:tab w:val="num" w:pos="1080"/>
-        </w:tabs>
-        <w:spacing w:after="0"/>
-        <w:ind w:left="1080"/>
-        <w:rPr>
-          <w:color w:val="1F3864" w:themeColor="accent1" w:themeShade="80"/>
-        </w:rPr>
-      </w:pPr>
-      <w:r>
-        <w:rPr>
-          <w:color w:val="1F3864" w:themeColor="accent1" w:themeShade="80"/>
-        </w:rPr>
-        <w:t>Deep learning model introduced by Amazon Research</w:t>
-      </w:r>
-    </w:p>
-    <w:p>
-      <w:pPr>
-        <w:numPr>
-          <w:ilvl w:val="0"/>
-          <w:numId w:val="29"/>
-        </w:numPr>
-        <w:tabs>
-          <w:tab w:val="clear" w:pos="720"/>
-          <w:tab w:val="num" w:pos="1080"/>
-        </w:tabs>
-        <w:spacing w:after="0"/>
-        <w:ind w:left="1080"/>
-        <w:rPr>
-          <w:color w:val="1F3864" w:themeColor="accent1" w:themeShade="80"/>
-        </w:rPr>
-      </w:pPr>
-      <w:r>
-        <w:rPr>
-          <w:color w:val="1F3864" w:themeColor="accent1" w:themeShade="80"/>
-        </w:rPr>
-        <w:t>Applies transformer attention specifically to tabular clinical data</w:t>
-      </w:r>
-    </w:p>
-    <w:p>
-      <w:pPr>
-        <w:spacing w:after="0"/>
-        <w:ind w:left="360"/>
-        <w:rPr>
-          <w:color w:val="1F3864" w:themeColor="accent1" w:themeShade="80"/>
-        </w:rPr>
-      </w:pPr>
-      <w:r>
-        <w:rPr>
-          <w:color w:val="1F3864" w:themeColor="accent1" w:themeShade="80"/>
-        </w:rPr>
-        <w:t xml:space="preserve">Why </w:t>
-      </w:r>
-      <w:proofErr w:type="spellStart"/>
-      <w:r>
-        <w:rPr>
-          <w:color w:val="1F3864" w:themeColor="accent1" w:themeShade="80"/>
-        </w:rPr>
-        <w:t>TabTransformer</w:t>
-      </w:r>
-      <w:proofErr w:type="spellEnd"/>
-      <w:r>
-        <w:rPr>
-          <w:color w:val="1F3864" w:themeColor="accent1" w:themeShade="80"/>
-        </w:rPr>
-        <w:t xml:space="preserve"> for dialysis</w:t>
-      </w:r>
-    </w:p>
-    <w:p>
-      <w:pPr>
-        <w:numPr>
-          <w:ilvl w:val="0"/>
-          <w:numId w:val="30"/>
-        </w:numPr>
-        <w:tabs>
-          <w:tab w:val="clear" w:pos="720"/>
-          <w:tab w:val="num" w:pos="1080"/>
-        </w:tabs>
-        <w:spacing w:after="0"/>
-        <w:ind w:left="1080"/>
-        <w:rPr>
-          <w:color w:val="1F3864" w:themeColor="accent1" w:themeShade="80"/>
-        </w:rPr>
-      </w:pPr>
-      <w:r>
-        <w:rPr>
-          <w:color w:val="1F3864" w:themeColor="accent1" w:themeShade="80"/>
-        </w:rPr>
-        <w:t>Converts categorical features like dialysis type and vascular access into rich representations</w:t>
-      </w:r>
-    </w:p>
-    <w:p>
-      <w:pPr>
-        <w:numPr>
-          <w:ilvl w:val="0"/>
-          <w:numId w:val="30"/>
-        </w:numPr>
-        <w:tabs>
-          <w:tab w:val="clear" w:pos="720"/>
-          <w:tab w:val="num" w:pos="1080"/>
-        </w:tabs>
-        <w:spacing w:after="0"/>
-        <w:ind w:left="1080"/>
-        <w:rPr>
-          <w:color w:val="1F3864" w:themeColor="accent1" w:themeShade="80"/>
-        </w:rPr>
-      </w:pPr>
-      <w:r>
-        <w:rPr>
-          <w:color w:val="1F3864" w:themeColor="accent1" w:themeShade="80"/>
-        </w:rPr>
-        <w:t>Learns hidden relationships between clinical variables that standard models miss</w:t>
-      </w:r>
-    </w:p>
-    <w:p>
-      <w:pPr>
-        <w:numPr>
-          <w:ilvl w:val="0"/>
-          <w:numId w:val="30"/>
-        </w:numPr>
-        <w:tabs>
-          <w:tab w:val="clear" w:pos="720"/>
-          <w:tab w:val="num" w:pos="1080"/>
-        </w:tabs>
-        <w:spacing w:after="0"/>
-        <w:ind w:left="1080"/>
-        <w:rPr>
-          <w:color w:val="1F3864" w:themeColor="accent1" w:themeShade="80"/>
-        </w:rPr>
-      </w:pPr>
-      <w:r>
-        <w:rPr>
-          <w:color w:val="1F3864" w:themeColor="accent1" w:themeShade="80"/>
-        </w:rPr>
-        <w:t>Combines the strength of transformers with structured EHR data</w:t>
-      </w:r>
-    </w:p>
-    <w:p>
-      <w:pPr>
-        <w:spacing w:after="0"/>
-        <w:ind w:left="360"/>
-        <w:rPr>
-          <w:color w:val="1F3864" w:themeColor="accent1" w:themeShade="80"/>
-        </w:rPr>
-      </w:pPr>
-      <w:r>
-        <w:rPr>
-          <w:color w:val="1F3864" w:themeColor="accent1" w:themeShade="80"/>
-        </w:rPr>
-        <w:t>Attention mechanism</w:t>
-      </w:r>
-    </w:p>
-    <w:p>
-      <w:pPr>
-        <w:numPr>
-          <w:ilvl w:val="0"/>
-          <w:numId w:val="31"/>
-        </w:numPr>
-        <w:tabs>
-          <w:tab w:val="clear" w:pos="720"/>
-          <w:tab w:val="num" w:pos="1080"/>
-        </w:tabs>
-        <w:spacing w:after="0"/>
-        <w:ind w:left="1080"/>
-        <w:rPr>
-          <w:color w:val="1F3864" w:themeColor="accent1" w:themeShade="80"/>
-        </w:rPr>
-      </w:pPr>
-      <w:r>
-        <w:rPr>
-          <w:color w:val="1F3864" w:themeColor="accent1" w:themeShade="80"/>
-        </w:rPr>
-        <w:t>Applies attention across patient features rather than time steps</w:t>
-      </w:r>
-    </w:p>
-    <w:p>
-      <w:pPr>
-        <w:numPr>
-          <w:ilvl w:val="0"/>
-          <w:numId w:val="31"/>
-        </w:numPr>
-        <w:tabs>
-          <w:tab w:val="clear" w:pos="720"/>
-          <w:tab w:val="num" w:pos="1080"/>
-        </w:tabs>
-        <w:spacing w:after="0"/>
-        <w:ind w:left="1080"/>
-        <w:rPr>
-          <w:color w:val="1F3864" w:themeColor="accent1" w:themeShade="80"/>
-        </w:rPr>
-      </w:pPr>
-      <w:r>
-        <w:rPr>
-          <w:color w:val="1F3864" w:themeColor="accent1" w:themeShade="80"/>
-        </w:rPr>
-        <w:t>Highlights which clinical variables interact most strongly with each other</w:t>
-      </w:r>
-    </w:p>
-    <w:p>
-      <w:pPr>
-        <w:spacing w:after="0"/>
-        <w:ind w:left="360"/>
-        <w:rPr>
-          <w:color w:val="1F3864" w:themeColor="accent1" w:themeShade="80"/>
-        </w:rPr>
-      </w:pPr>
-      <w:r>
-        <w:rPr>
-          <w:color w:val="1F3864" w:themeColor="accent1" w:themeShade="80"/>
-        </w:rPr>
-        <w:t>Novelty</w:t>
-      </w:r>
-    </w:p>
-    <w:p>
-      <w:pPr>
-        <w:numPr>
-          <w:ilvl w:val="0"/>
-          <w:numId w:val="32"/>
-        </w:numPr>
-        <w:tabs>
-          <w:tab w:val="clear" w:pos="720"/>
-          <w:tab w:val="num" w:pos="1080"/>
-        </w:tabs>
-        <w:spacing w:after="0"/>
-        <w:ind w:left="1080"/>
-        <w:rPr>
-          <w:color w:val="1F3864" w:themeColor="accent1" w:themeShade="80"/>
-        </w:rPr>
-      </w:pPr>
-      <w:r>
-        <w:rPr>
-          <w:color w:val="1F3864" w:themeColor="accent1" w:themeShade="80"/>
-        </w:rPr>
-        <w:t xml:space="preserve">No published study has applied </w:t>
-      </w:r>
-      <w:proofErr w:type="spellStart"/>
-      <w:r>
-        <w:rPr>
-          <w:color w:val="1F3864" w:themeColor="accent1" w:themeShade="80"/>
-        </w:rPr>
-        <w:t>TabTransformer</w:t>
-      </w:r>
-      <w:proofErr w:type="spellEnd"/>
-      <w:r>
-        <w:rPr>
-          <w:color w:val="1F3864" w:themeColor="accent1" w:themeShade="80"/>
-        </w:rPr>
-        <w:t xml:space="preserve"> to dialysis readmission prediction</w:t>
-      </w:r>
-    </w:p>
-    <w:p>
-      <w:pPr>
-        <w:numPr>
-          <w:ilvl w:val="0"/>
-          <w:numId w:val="32"/>
-        </w:numPr>
-        <w:tabs>
-          <w:tab w:val="clear" w:pos="720"/>
-          <w:tab w:val="num" w:pos="1080"/>
-        </w:tabs>
-        <w:spacing w:after="0"/>
-        <w:ind w:left="1080"/>
-        <w:rPr>
-          <w:color w:val="1F3864" w:themeColor="accent1" w:themeShade="80"/>
-        </w:rPr>
-      </w:pPr>
-      <w:r>
-        <w:rPr>
-          <w:color w:val="1F3864" w:themeColor="accent1" w:themeShade="80"/>
-        </w:rPr>
-        <w:t>Brings cutting-edge NLP architecture directly into clinical tabular data prediction</w:t>
-      </w:r>
-    </w:p>
-    <w:p>
-      <w:pPr>
         <w:rPr>
           <w:color w:val="1F3864" w:themeColor="accent1" w:themeShade="80"/>
         </w:rPr>
@@ -2547,7 +1839,7 @@
     </w:p>
     <w:tbl>
       <w:tblPr>
-        <w:tblW w:w="9360" w:type="dxa"/>
+        <w:tblW w:w="9067" w:type="dxa"/>
         <w:tblBorders>
           <w:top w:val="single" w:sz="4" w:space="0" w:color="auto"/>
           <w:left w:val="single" w:sz="4" w:space="0" w:color="auto"/>
@@ -2564,10 +1856,8 @@
       </w:tblPr>
       <w:tblGrid>
         <w:gridCol w:w="2160"/>
-        <w:gridCol w:w="1800"/>
-        <w:gridCol w:w="1800"/>
-        <w:gridCol w:w="1800"/>
-        <w:gridCol w:w="1800"/>
+        <w:gridCol w:w="3364"/>
+        <w:gridCol w:w="3543"/>
       </w:tblGrid>
       <w:tr>
         <w:trPr>
@@ -2587,7 +1877,6 @@
           <w:p>
             <w:pPr>
               <w:spacing w:after="0" w:line="240" w:lineRule="auto"/>
-              <w:jc w:val="center"/>
               <w:rPr>
                 <w:rFonts w:ascii="Calibri Light" w:eastAsia="Arial" w:hAnsi="Calibri Light" w:cs="Calibri Light"/>
                 <w:color w:val="FFFFFF" w:themeColor="background1"/>
@@ -2612,7 +1901,7 @@
         </w:tc>
         <w:tc>
           <w:tcPr>
-            <w:tcW w:w="1800" w:type="dxa"/>
+            <w:tcW w:w="3364" w:type="dxa"/>
             <w:shd w:val="clear" w:color="auto" w:fill="1F3864"/>
             <w:tcMar>
               <w:top w:w="100" w:type="dxa"/>
@@ -2624,7 +1913,6 @@
           <w:p>
             <w:pPr>
               <w:spacing w:after="0" w:line="240" w:lineRule="auto"/>
-              <w:jc w:val="center"/>
               <w:rPr>
                 <w:rFonts w:ascii="Calibri Light" w:eastAsia="Arial" w:hAnsi="Calibri Light" w:cs="Calibri Light"/>
                 <w:color w:val="FFFFFF" w:themeColor="background1"/>
@@ -2649,7 +1937,7 @@
         </w:tc>
         <w:tc>
           <w:tcPr>
-            <w:tcW w:w="1800" w:type="dxa"/>
+            <w:tcW w:w="3543" w:type="dxa"/>
             <w:shd w:val="clear" w:color="auto" w:fill="1F3864"/>
             <w:tcMar>
               <w:top w:w="100" w:type="dxa"/>
@@ -2661,7 +1949,6 @@
           <w:p>
             <w:pPr>
               <w:spacing w:after="0" w:line="240" w:lineRule="auto"/>
-              <w:jc w:val="center"/>
               <w:rPr>
                 <w:rFonts w:ascii="Calibri Light" w:eastAsia="Arial" w:hAnsi="Calibri Light" w:cs="Calibri Light"/>
                 <w:color w:val="FFFFFF" w:themeColor="background1"/>
@@ -2681,85 +1968,7 @@
                 <w:lang w:eastAsia="en-IN"/>
                 <w14:ligatures w14:val="none"/>
               </w:rPr>
-              <w:t>LightGBM</w:t>
-            </w:r>
-            <w:proofErr w:type="spellEnd"/>
-          </w:p>
-        </w:tc>
-        <w:tc>
-          <w:tcPr>
-            <w:tcW w:w="1800" w:type="dxa"/>
-            <w:shd w:val="clear" w:color="auto" w:fill="1F3864"/>
-            <w:tcMar>
-              <w:top w:w="100" w:type="dxa"/>
-              <w:left w:w="120" w:type="dxa"/>
-              <w:bottom w:w="100" w:type="dxa"/>
-              <w:right w:w="120" w:type="dxa"/>
-            </w:tcMar>
-          </w:tcPr>
-          <w:p>
-            <w:pPr>
-              <w:spacing w:after="0" w:line="240" w:lineRule="auto"/>
-              <w:jc w:val="center"/>
-              <w:rPr>
-                <w:rFonts w:ascii="Calibri Light" w:eastAsia="Arial" w:hAnsi="Calibri Light" w:cs="Calibri Light"/>
-                <w:color w:val="FFFFFF" w:themeColor="background1"/>
-                <w:kern w:val="0"/>
-                <w:lang w:eastAsia="en-IN"/>
-                <w14:ligatures w14:val="none"/>
-              </w:rPr>
-            </w:pPr>
-            <w:proofErr w:type="spellStart"/>
-            <w:r>
-              <w:rPr>
-                <w:rFonts w:ascii="Calibri Light" w:eastAsia="Arial" w:hAnsi="Calibri Light" w:cs="Calibri Light"/>
-                <w:b/>
-                <w:bCs/>
-                <w:color w:val="FFFFFF" w:themeColor="background1"/>
-                <w:kern w:val="0"/>
-                <w:lang w:eastAsia="en-IN"/>
-                <w14:ligatures w14:val="none"/>
-              </w:rPr>
               <w:t>CatBoost</w:t>
-            </w:r>
-            <w:proofErr w:type="spellEnd"/>
-          </w:p>
-        </w:tc>
-        <w:tc>
-          <w:tcPr>
-            <w:tcW w:w="1800" w:type="dxa"/>
-            <w:shd w:val="clear" w:color="auto" w:fill="1F3864"/>
-            <w:tcMar>
-              <w:top w:w="100" w:type="dxa"/>
-              <w:left w:w="120" w:type="dxa"/>
-              <w:bottom w:w="100" w:type="dxa"/>
-              <w:right w:w="120" w:type="dxa"/>
-            </w:tcMar>
-          </w:tcPr>
-          <w:p>
-            <w:pPr>
-              <w:spacing w:after="0" w:line="240" w:lineRule="auto"/>
-              <w:jc w:val="center"/>
-              <w:rPr>
-                <w:rFonts w:ascii="Calibri Light" w:eastAsia="Arial" w:hAnsi="Calibri Light" w:cs="Calibri Light"/>
-                <w:color w:val="FFFFFF" w:themeColor="background1"/>
-                <w:kern w:val="0"/>
-                <w:lang w:eastAsia="en-IN"/>
-                <w14:ligatures w14:val="none"/>
-              </w:rPr>
-            </w:pPr>
-            <w:proofErr w:type="spellStart"/>
-            <w:r>
-              <w:rPr>
-                <w:rFonts w:ascii="Calibri Light" w:eastAsia="Arial" w:hAnsi="Calibri Light" w:cs="Calibri Light"/>
-                <w:b/>
-                <w:bCs/>
-                <w:color w:val="FFFFFF" w:themeColor="background1"/>
-                <w:kern w:val="0"/>
-                <w:lang w:eastAsia="en-IN"/>
-                <w14:ligatures w14:val="none"/>
-              </w:rPr>
-              <w:t>TabTransformer</w:t>
             </w:r>
             <w:proofErr w:type="spellEnd"/>
           </w:p>
@@ -2804,7 +2013,7 @@
         </w:tc>
         <w:tc>
           <w:tcPr>
-            <w:tcW w:w="1800" w:type="dxa"/>
+            <w:tcW w:w="3364" w:type="dxa"/>
             <w:shd w:val="clear" w:color="auto" w:fill="EEF2F7"/>
             <w:tcMar>
               <w:top w:w="100" w:type="dxa"/>
@@ -2816,7 +2025,6 @@
           <w:p>
             <w:pPr>
               <w:spacing w:after="0" w:line="240" w:lineRule="auto"/>
-              <w:jc w:val="center"/>
               <w:rPr>
                 <w:rFonts w:ascii="Calibri Light" w:eastAsia="Arial" w:hAnsi="Calibri Light" w:cs="Calibri Light"/>
                 <w:color w:val="1F3864" w:themeColor="accent1" w:themeShade="80"/>
@@ -2839,7 +2047,7 @@
         </w:tc>
         <w:tc>
           <w:tcPr>
-            <w:tcW w:w="1800" w:type="dxa"/>
+            <w:tcW w:w="3543" w:type="dxa"/>
             <w:shd w:val="clear" w:color="auto" w:fill="EEF2F7"/>
             <w:tcMar>
               <w:top w:w="100" w:type="dxa"/>
@@ -2851,7 +2059,6 @@
           <w:p>
             <w:pPr>
               <w:spacing w:after="0" w:line="240" w:lineRule="auto"/>
-              <w:jc w:val="center"/>
               <w:rPr>
                 <w:rFonts w:ascii="Calibri Light" w:eastAsia="Arial" w:hAnsi="Calibri Light" w:cs="Calibri Light"/>
                 <w:color w:val="1F3864" w:themeColor="accent1" w:themeShade="80"/>
@@ -2868,77 +2075,7 @@
                 <w:lang w:eastAsia="en-IN"/>
                 <w14:ligatures w14:val="none"/>
               </w:rPr>
-              <w:t>Microsoft</w:t>
-            </w:r>
-          </w:p>
-        </w:tc>
-        <w:tc>
-          <w:tcPr>
-            <w:tcW w:w="1800" w:type="dxa"/>
-            <w:shd w:val="clear" w:color="auto" w:fill="EEF2F7"/>
-            <w:tcMar>
-              <w:top w:w="100" w:type="dxa"/>
-              <w:left w:w="120" w:type="dxa"/>
-              <w:bottom w:w="100" w:type="dxa"/>
-              <w:right w:w="120" w:type="dxa"/>
-            </w:tcMar>
-          </w:tcPr>
-          <w:p>
-            <w:pPr>
-              <w:spacing w:after="0" w:line="240" w:lineRule="auto"/>
-              <w:jc w:val="center"/>
-              <w:rPr>
-                <w:rFonts w:ascii="Calibri Light" w:eastAsia="Arial" w:hAnsi="Calibri Light" w:cs="Calibri Light"/>
-                <w:color w:val="1F3864" w:themeColor="accent1" w:themeShade="80"/>
-                <w:kern w:val="0"/>
-                <w:lang w:eastAsia="en-IN"/>
-                <w14:ligatures w14:val="none"/>
-              </w:rPr>
-            </w:pPr>
-            <w:r>
-              <w:rPr>
-                <w:rFonts w:ascii="Calibri Light" w:eastAsia="Arial" w:hAnsi="Calibri Light" w:cs="Calibri Light"/>
-                <w:color w:val="1F3864" w:themeColor="accent1" w:themeShade="80"/>
-                <w:kern w:val="0"/>
-                <w:lang w:eastAsia="en-IN"/>
-                <w14:ligatures w14:val="none"/>
-              </w:rPr>
               <w:t>Yandex</w:t>
-            </w:r>
-          </w:p>
-        </w:tc>
-        <w:tc>
-          <w:tcPr>
-            <w:tcW w:w="1800" w:type="dxa"/>
-            <w:shd w:val="clear" w:color="auto" w:fill="EEF2F7"/>
-            <w:tcMar>
-              <w:top w:w="100" w:type="dxa"/>
-              <w:left w:w="120" w:type="dxa"/>
-              <w:bottom w:w="100" w:type="dxa"/>
-              <w:right w:w="120" w:type="dxa"/>
-            </w:tcMar>
-          </w:tcPr>
-          <w:p>
-            <w:pPr>
-              <w:spacing w:after="0" w:line="240" w:lineRule="auto"/>
-              <w:jc w:val="center"/>
-              <w:rPr>
-                <w:rFonts w:ascii="Calibri Light" w:eastAsia="Arial" w:hAnsi="Calibri Light" w:cs="Calibri Light"/>
-                <w:color w:val="1F3864" w:themeColor="accent1" w:themeShade="80"/>
-                <w:kern w:val="0"/>
-                <w:lang w:eastAsia="en-IN"/>
-                <w14:ligatures w14:val="none"/>
-              </w:rPr>
-            </w:pPr>
-            <w:r>
-              <w:rPr>
-                <w:rFonts w:ascii="Calibri Light" w:eastAsia="Arial" w:hAnsi="Calibri Light" w:cs="Calibri Light"/>
-                <w:color w:val="1F3864" w:themeColor="accent1" w:themeShade="80"/>
-                <w:kern w:val="0"/>
-                <w:lang w:eastAsia="en-IN"/>
-                <w14:ligatures w14:val="none"/>
-              </w:rPr>
-              <w:t>Amazon Research</w:t>
             </w:r>
           </w:p>
         </w:tc>
@@ -2982,7 +2119,7 @@
         </w:tc>
         <w:tc>
           <w:tcPr>
-            <w:tcW w:w="1800" w:type="dxa"/>
+            <w:tcW w:w="3364" w:type="dxa"/>
             <w:shd w:val="clear" w:color="auto" w:fill="FFFFFF"/>
             <w:tcMar>
               <w:top w:w="100" w:type="dxa"/>
@@ -2994,7 +2131,6 @@
           <w:p>
             <w:pPr>
               <w:spacing w:after="0" w:line="240" w:lineRule="auto"/>
-              <w:jc w:val="center"/>
               <w:rPr>
                 <w:rFonts w:ascii="Calibri Light" w:eastAsia="Arial" w:hAnsi="Calibri Light" w:cs="Calibri Light"/>
                 <w:color w:val="1F3864" w:themeColor="accent1" w:themeShade="80"/>
@@ -3017,7 +2153,7 @@
         </w:tc>
         <w:tc>
           <w:tcPr>
-            <w:tcW w:w="1800" w:type="dxa"/>
+            <w:tcW w:w="3543" w:type="dxa"/>
             <w:shd w:val="clear" w:color="auto" w:fill="FFFFFF"/>
             <w:tcMar>
               <w:top w:w="100" w:type="dxa"/>
@@ -3029,7 +2165,6 @@
           <w:p>
             <w:pPr>
               <w:spacing w:after="0" w:line="240" w:lineRule="auto"/>
-              <w:jc w:val="center"/>
               <w:rPr>
                 <w:rFonts w:ascii="Calibri Light" w:eastAsia="Arial" w:hAnsi="Calibri Light" w:cs="Calibri Light"/>
                 <w:color w:val="1F3864" w:themeColor="accent1" w:themeShade="80"/>
@@ -3047,76 +2182,6 @@
                 <w14:ligatures w14:val="none"/>
               </w:rPr>
               <w:t>Gradient Boosting</w:t>
-            </w:r>
-          </w:p>
-        </w:tc>
-        <w:tc>
-          <w:tcPr>
-            <w:tcW w:w="1800" w:type="dxa"/>
-            <w:shd w:val="clear" w:color="auto" w:fill="FFFFFF"/>
-            <w:tcMar>
-              <w:top w:w="100" w:type="dxa"/>
-              <w:left w:w="120" w:type="dxa"/>
-              <w:bottom w:w="100" w:type="dxa"/>
-              <w:right w:w="120" w:type="dxa"/>
-            </w:tcMar>
-          </w:tcPr>
-          <w:p>
-            <w:pPr>
-              <w:spacing w:after="0" w:line="240" w:lineRule="auto"/>
-              <w:jc w:val="center"/>
-              <w:rPr>
-                <w:rFonts w:ascii="Calibri Light" w:eastAsia="Arial" w:hAnsi="Calibri Light" w:cs="Calibri Light"/>
-                <w:color w:val="1F3864" w:themeColor="accent1" w:themeShade="80"/>
-                <w:kern w:val="0"/>
-                <w:lang w:eastAsia="en-IN"/>
-                <w14:ligatures w14:val="none"/>
-              </w:rPr>
-            </w:pPr>
-            <w:r>
-              <w:rPr>
-                <w:rFonts w:ascii="Calibri Light" w:eastAsia="Arial" w:hAnsi="Calibri Light" w:cs="Calibri Light"/>
-                <w:color w:val="1F3864" w:themeColor="accent1" w:themeShade="80"/>
-                <w:kern w:val="0"/>
-                <w:lang w:eastAsia="en-IN"/>
-                <w14:ligatures w14:val="none"/>
-              </w:rPr>
-              <w:t>Gradient Boosting</w:t>
-            </w:r>
-          </w:p>
-        </w:tc>
-        <w:tc>
-          <w:tcPr>
-            <w:tcW w:w="1800" w:type="dxa"/>
-            <w:shd w:val="clear" w:color="auto" w:fill="FFFFFF"/>
-            <w:tcMar>
-              <w:top w:w="100" w:type="dxa"/>
-              <w:left w:w="120" w:type="dxa"/>
-              <w:bottom w:w="100" w:type="dxa"/>
-              <w:right w:w="120" w:type="dxa"/>
-            </w:tcMar>
-          </w:tcPr>
-          <w:p>
-            <w:pPr>
-              <w:spacing w:after="0" w:line="240" w:lineRule="auto"/>
-              <w:jc w:val="center"/>
-              <w:rPr>
-                <w:rFonts w:ascii="Calibri Light" w:eastAsia="Arial" w:hAnsi="Calibri Light" w:cs="Calibri Light"/>
-                <w:color w:val="1F3864" w:themeColor="accent1" w:themeShade="80"/>
-                <w:kern w:val="0"/>
-                <w:lang w:eastAsia="en-IN"/>
-                <w14:ligatures w14:val="none"/>
-              </w:rPr>
-            </w:pPr>
-            <w:r>
-              <w:rPr>
-                <w:rFonts w:ascii="Calibri Light" w:eastAsia="Arial" w:hAnsi="Calibri Light" w:cs="Calibri Light"/>
-                <w:color w:val="1F3864" w:themeColor="accent1" w:themeShade="80"/>
-                <w:kern w:val="0"/>
-                <w:lang w:eastAsia="en-IN"/>
-                <w14:ligatures w14:val="none"/>
-              </w:rPr>
-              <w:t>Deep Learning</w:t>
             </w:r>
           </w:p>
         </w:tc>
@@ -3160,7 +2225,7 @@
         </w:tc>
         <w:tc>
           <w:tcPr>
-            <w:tcW w:w="1800" w:type="dxa"/>
+            <w:tcW w:w="3364" w:type="dxa"/>
             <w:shd w:val="clear" w:color="auto" w:fill="EEF2F7"/>
             <w:tcMar>
               <w:top w:w="100" w:type="dxa"/>
@@ -3172,7 +2237,6 @@
           <w:p>
             <w:pPr>
               <w:spacing w:after="0" w:line="240" w:lineRule="auto"/>
-              <w:jc w:val="center"/>
               <w:rPr>
                 <w:rFonts w:ascii="Calibri Light" w:eastAsia="Arial" w:hAnsi="Calibri Light" w:cs="Calibri Light"/>
                 <w:color w:val="1F3864" w:themeColor="accent1" w:themeShade="80"/>
@@ -3195,7 +2259,7 @@
         </w:tc>
         <w:tc>
           <w:tcPr>
-            <w:tcW w:w="1800" w:type="dxa"/>
+            <w:tcW w:w="3543" w:type="dxa"/>
             <w:shd w:val="clear" w:color="auto" w:fill="EEF2F7"/>
             <w:tcMar>
               <w:top w:w="100" w:type="dxa"/>
@@ -3207,77 +2271,6 @@
           <w:p>
             <w:pPr>
               <w:spacing w:after="0" w:line="240" w:lineRule="auto"/>
-              <w:jc w:val="center"/>
-              <w:rPr>
-                <w:rFonts w:ascii="Calibri Light" w:eastAsia="Arial" w:hAnsi="Calibri Light" w:cs="Calibri Light"/>
-                <w:color w:val="1F3864" w:themeColor="accent1" w:themeShade="80"/>
-                <w:kern w:val="0"/>
-                <w:lang w:eastAsia="en-IN"/>
-                <w14:ligatures w14:val="none"/>
-              </w:rPr>
-            </w:pPr>
-            <w:r>
-              <w:rPr>
-                <w:rFonts w:ascii="Calibri Light" w:eastAsia="Arial" w:hAnsi="Calibri Light" w:cs="Calibri Light"/>
-                <w:color w:val="1F3864" w:themeColor="accent1" w:themeShade="80"/>
-                <w:kern w:val="0"/>
-                <w:lang w:eastAsia="en-IN"/>
-                <w14:ligatures w14:val="none"/>
-              </w:rPr>
-              <w:t>Tabular</w:t>
-            </w:r>
-          </w:p>
-        </w:tc>
-        <w:tc>
-          <w:tcPr>
-            <w:tcW w:w="1800" w:type="dxa"/>
-            <w:shd w:val="clear" w:color="auto" w:fill="EEF2F7"/>
-            <w:tcMar>
-              <w:top w:w="100" w:type="dxa"/>
-              <w:left w:w="120" w:type="dxa"/>
-              <w:bottom w:w="100" w:type="dxa"/>
-              <w:right w:w="120" w:type="dxa"/>
-            </w:tcMar>
-          </w:tcPr>
-          <w:p>
-            <w:pPr>
-              <w:spacing w:after="0" w:line="240" w:lineRule="auto"/>
-              <w:jc w:val="center"/>
-              <w:rPr>
-                <w:rFonts w:ascii="Calibri Light" w:eastAsia="Arial" w:hAnsi="Calibri Light" w:cs="Calibri Light"/>
-                <w:color w:val="1F3864" w:themeColor="accent1" w:themeShade="80"/>
-                <w:kern w:val="0"/>
-                <w:lang w:eastAsia="en-IN"/>
-                <w14:ligatures w14:val="none"/>
-              </w:rPr>
-            </w:pPr>
-            <w:r>
-              <w:rPr>
-                <w:rFonts w:ascii="Calibri Light" w:eastAsia="Arial" w:hAnsi="Calibri Light" w:cs="Calibri Light"/>
-                <w:color w:val="1F3864" w:themeColor="accent1" w:themeShade="80"/>
-                <w:kern w:val="0"/>
-                <w:lang w:eastAsia="en-IN"/>
-                <w14:ligatures w14:val="none"/>
-              </w:rPr>
-              <w:t>Tabular</w:t>
-            </w:r>
-          </w:p>
-        </w:tc>
-        <w:tc>
-          <w:tcPr>
-            <w:tcW w:w="1800" w:type="dxa"/>
-            <w:shd w:val="clear" w:color="auto" w:fill="EEF2F7"/>
-            <w:tcMar>
-              <w:top w:w="100" w:type="dxa"/>
-              <w:left w:w="120" w:type="dxa"/>
-              <w:bottom w:w="100" w:type="dxa"/>
-              <w:right w:w="120" w:type="dxa"/>
-            </w:tcMar>
-          </w:tcPr>
-          <w:p>
-            <w:pPr>
-              <w:spacing w:after="0" w:line="240" w:lineRule="auto"/>
-              <w:jc w:val="center"/>
               <w:rPr>
                 <w:rFonts w:ascii="Calibri Light" w:eastAsia="Arial" w:hAnsi="Calibri Light" w:cs="Calibri Light"/>
                 <w:color w:val="1F3864" w:themeColor="accent1" w:themeShade="80"/>
@@ -3338,7 +2331,7 @@
         </w:tc>
         <w:tc>
           <w:tcPr>
-            <w:tcW w:w="1800" w:type="dxa"/>
+            <w:tcW w:w="3364" w:type="dxa"/>
             <w:shd w:val="clear" w:color="auto" w:fill="FFFFFF"/>
             <w:tcMar>
               <w:top w:w="100" w:type="dxa"/>
@@ -3350,7 +2343,6 @@
           <w:p>
             <w:pPr>
               <w:spacing w:after="0" w:line="240" w:lineRule="auto"/>
-              <w:jc w:val="center"/>
               <w:rPr>
                 <w:rFonts w:ascii="Calibri Light" w:eastAsia="Arial" w:hAnsi="Calibri Light" w:cs="Calibri Light"/>
                 <w:color w:val="1F3864" w:themeColor="accent1" w:themeShade="80"/>
@@ -3373,7 +2365,7 @@
         </w:tc>
         <w:tc>
           <w:tcPr>
-            <w:tcW w:w="1800" w:type="dxa"/>
+            <w:tcW w:w="3543" w:type="dxa"/>
             <w:shd w:val="clear" w:color="auto" w:fill="FFFFFF"/>
             <w:tcMar>
               <w:top w:w="100" w:type="dxa"/>
@@ -3385,77 +2377,6 @@
           <w:p>
             <w:pPr>
               <w:spacing w:after="0" w:line="240" w:lineRule="auto"/>
-              <w:jc w:val="center"/>
-              <w:rPr>
-                <w:rFonts w:ascii="Calibri Light" w:eastAsia="Arial" w:hAnsi="Calibri Light" w:cs="Calibri Light"/>
-                <w:color w:val="1F3864" w:themeColor="accent1" w:themeShade="80"/>
-                <w:kern w:val="0"/>
-                <w:lang w:eastAsia="en-IN"/>
-                <w14:ligatures w14:val="none"/>
-              </w:rPr>
-            </w:pPr>
-            <w:r>
-              <w:rPr>
-                <w:rFonts w:ascii="Calibri Light" w:eastAsia="Arial" w:hAnsi="Calibri Light" w:cs="Calibri Light"/>
-                <w:color w:val="1F3864" w:themeColor="accent1" w:themeShade="80"/>
-                <w:kern w:val="0"/>
-                <w:lang w:eastAsia="en-IN"/>
-                <w14:ligatures w14:val="none"/>
-              </w:rPr>
-              <w:t>No</w:t>
-            </w:r>
-          </w:p>
-        </w:tc>
-        <w:tc>
-          <w:tcPr>
-            <w:tcW w:w="1800" w:type="dxa"/>
-            <w:shd w:val="clear" w:color="auto" w:fill="FFFFFF"/>
-            <w:tcMar>
-              <w:top w:w="100" w:type="dxa"/>
-              <w:left w:w="120" w:type="dxa"/>
-              <w:bottom w:w="100" w:type="dxa"/>
-              <w:right w:w="120" w:type="dxa"/>
-            </w:tcMar>
-          </w:tcPr>
-          <w:p>
-            <w:pPr>
-              <w:spacing w:after="0" w:line="240" w:lineRule="auto"/>
-              <w:jc w:val="center"/>
-              <w:rPr>
-                <w:rFonts w:ascii="Calibri Light" w:eastAsia="Arial" w:hAnsi="Calibri Light" w:cs="Calibri Light"/>
-                <w:color w:val="1F3864" w:themeColor="accent1" w:themeShade="80"/>
-                <w:kern w:val="0"/>
-                <w:lang w:eastAsia="en-IN"/>
-                <w14:ligatures w14:val="none"/>
-              </w:rPr>
-            </w:pPr>
-            <w:r>
-              <w:rPr>
-                <w:rFonts w:ascii="Calibri Light" w:eastAsia="Arial" w:hAnsi="Calibri Light" w:cs="Calibri Light"/>
-                <w:color w:val="1F3864" w:themeColor="accent1" w:themeShade="80"/>
-                <w:kern w:val="0"/>
-                <w:lang w:eastAsia="en-IN"/>
-                <w14:ligatures w14:val="none"/>
-              </w:rPr>
-              <w:t>No</w:t>
-            </w:r>
-          </w:p>
-        </w:tc>
-        <w:tc>
-          <w:tcPr>
-            <w:tcW w:w="1800" w:type="dxa"/>
-            <w:shd w:val="clear" w:color="auto" w:fill="FFFFFF"/>
-            <w:tcMar>
-              <w:top w:w="100" w:type="dxa"/>
-              <w:left w:w="120" w:type="dxa"/>
-              <w:bottom w:w="100" w:type="dxa"/>
-              <w:right w:w="120" w:type="dxa"/>
-            </w:tcMar>
-          </w:tcPr>
-          <w:p>
-            <w:pPr>
-              <w:spacing w:after="0" w:line="240" w:lineRule="auto"/>
-              <w:jc w:val="center"/>
               <w:rPr>
                 <w:rFonts w:ascii="Calibri Light" w:eastAsia="Arial" w:hAnsi="Calibri Light" w:cs="Calibri Light"/>
                 <w:color w:val="1F3864" w:themeColor="accent1" w:themeShade="80"/>
@@ -3516,7 +2437,7 @@
         </w:tc>
         <w:tc>
           <w:tcPr>
-            <w:tcW w:w="1800" w:type="dxa"/>
+            <w:tcW w:w="3364" w:type="dxa"/>
             <w:shd w:val="clear" w:color="auto" w:fill="EEF2F7"/>
             <w:tcMar>
               <w:top w:w="100" w:type="dxa"/>
@@ -3528,7 +2449,6 @@
           <w:p>
             <w:pPr>
               <w:spacing w:after="0" w:line="240" w:lineRule="auto"/>
-              <w:jc w:val="center"/>
               <w:rPr>
                 <w:rFonts w:ascii="Calibri Light" w:eastAsia="Arial" w:hAnsi="Calibri Light" w:cs="Calibri Light"/>
                 <w:color w:val="1F3864" w:themeColor="accent1" w:themeShade="80"/>
@@ -3551,7 +2471,7 @@
         </w:tc>
         <w:tc>
           <w:tcPr>
-            <w:tcW w:w="1800" w:type="dxa"/>
+            <w:tcW w:w="3543" w:type="dxa"/>
             <w:shd w:val="clear" w:color="auto" w:fill="EEF2F7"/>
             <w:tcMar>
               <w:top w:w="100" w:type="dxa"/>
@@ -3563,77 +2483,6 @@
           <w:p>
             <w:pPr>
               <w:spacing w:after="0" w:line="240" w:lineRule="auto"/>
-              <w:jc w:val="center"/>
-              <w:rPr>
-                <w:rFonts w:ascii="Calibri Light" w:eastAsia="Arial" w:hAnsi="Calibri Light" w:cs="Calibri Light"/>
-                <w:color w:val="1F3864" w:themeColor="accent1" w:themeShade="80"/>
-                <w:kern w:val="0"/>
-                <w:lang w:eastAsia="en-IN"/>
-                <w14:ligatures w14:val="none"/>
-              </w:rPr>
-            </w:pPr>
-            <w:r>
-              <w:rPr>
-                <w:rFonts w:ascii="Calibri Light" w:eastAsia="Arial" w:hAnsi="Calibri Light" w:cs="Calibri Light"/>
-                <w:color w:val="1F3864" w:themeColor="accent1" w:themeShade="80"/>
-                <w:kern w:val="0"/>
-                <w:lang w:eastAsia="en-IN"/>
-                <w14:ligatures w14:val="none"/>
-              </w:rPr>
-              <w:t>Partial</w:t>
-            </w:r>
-          </w:p>
-        </w:tc>
-        <w:tc>
-          <w:tcPr>
-            <w:tcW w:w="1800" w:type="dxa"/>
-            <w:shd w:val="clear" w:color="auto" w:fill="EEF2F7"/>
-            <w:tcMar>
-              <w:top w:w="100" w:type="dxa"/>
-              <w:left w:w="120" w:type="dxa"/>
-              <w:bottom w:w="100" w:type="dxa"/>
-              <w:right w:w="120" w:type="dxa"/>
-            </w:tcMar>
-          </w:tcPr>
-          <w:p>
-            <w:pPr>
-              <w:spacing w:after="0" w:line="240" w:lineRule="auto"/>
-              <w:jc w:val="center"/>
-              <w:rPr>
-                <w:rFonts w:ascii="Calibri Light" w:eastAsia="Arial" w:hAnsi="Calibri Light" w:cs="Calibri Light"/>
-                <w:color w:val="1F3864" w:themeColor="accent1" w:themeShade="80"/>
-                <w:kern w:val="0"/>
-                <w:lang w:eastAsia="en-IN"/>
-                <w14:ligatures w14:val="none"/>
-              </w:rPr>
-            </w:pPr>
-            <w:r>
-              <w:rPr>
-                <w:rFonts w:ascii="Calibri Light" w:eastAsia="Arial" w:hAnsi="Calibri Light" w:cs="Calibri Light"/>
-                <w:color w:val="1F3864" w:themeColor="accent1" w:themeShade="80"/>
-                <w:kern w:val="0"/>
-                <w:lang w:eastAsia="en-IN"/>
-                <w14:ligatures w14:val="none"/>
-              </w:rPr>
-              <w:t>Yes</w:t>
-            </w:r>
-          </w:p>
-        </w:tc>
-        <w:tc>
-          <w:tcPr>
-            <w:tcW w:w="1800" w:type="dxa"/>
-            <w:shd w:val="clear" w:color="auto" w:fill="EEF2F7"/>
-            <w:tcMar>
-              <w:top w:w="100" w:type="dxa"/>
-              <w:left w:w="120" w:type="dxa"/>
-              <w:bottom w:w="100" w:type="dxa"/>
-              <w:right w:w="120" w:type="dxa"/>
-            </w:tcMar>
-          </w:tcPr>
-          <w:p>
-            <w:pPr>
-              <w:spacing w:after="0" w:line="240" w:lineRule="auto"/>
-              <w:jc w:val="center"/>
               <w:rPr>
                 <w:rFonts w:ascii="Calibri Light" w:eastAsia="Arial" w:hAnsi="Calibri Light" w:cs="Calibri Light"/>
                 <w:color w:val="1F3864" w:themeColor="accent1" w:themeShade="80"/>
@@ -3694,7 +2543,7 @@
         </w:tc>
         <w:tc>
           <w:tcPr>
-            <w:tcW w:w="1800" w:type="dxa"/>
+            <w:tcW w:w="3364" w:type="dxa"/>
             <w:shd w:val="clear" w:color="auto" w:fill="FFFFFF"/>
             <w:tcMar>
               <w:top w:w="100" w:type="dxa"/>
@@ -3706,7 +2555,6 @@
           <w:p>
             <w:pPr>
               <w:spacing w:after="0" w:line="240" w:lineRule="auto"/>
-              <w:jc w:val="center"/>
               <w:rPr>
                 <w:rFonts w:ascii="Calibri Light" w:eastAsia="Arial" w:hAnsi="Calibri Light" w:cs="Calibri Light"/>
                 <w:color w:val="1F3864" w:themeColor="accent1" w:themeShade="80"/>
@@ -3729,7 +2577,7 @@
         </w:tc>
         <w:tc>
           <w:tcPr>
-            <w:tcW w:w="1800" w:type="dxa"/>
+            <w:tcW w:w="3543" w:type="dxa"/>
             <w:shd w:val="clear" w:color="auto" w:fill="FFFFFF"/>
             <w:tcMar>
               <w:top w:w="100" w:type="dxa"/>
@@ -3741,7 +2589,6 @@
           <w:p>
             <w:pPr>
               <w:spacing w:after="0" w:line="240" w:lineRule="auto"/>
-              <w:jc w:val="center"/>
               <w:rPr>
                 <w:rFonts w:ascii="Calibri Light" w:eastAsia="Arial" w:hAnsi="Calibri Light" w:cs="Calibri Light"/>
                 <w:color w:val="1F3864" w:themeColor="accent1" w:themeShade="80"/>
@@ -3759,76 +2606,6 @@
                 <w14:ligatures w14:val="none"/>
               </w:rPr>
               <w:t>No</w:t>
-            </w:r>
-          </w:p>
-        </w:tc>
-        <w:tc>
-          <w:tcPr>
-            <w:tcW w:w="1800" w:type="dxa"/>
-            <w:shd w:val="clear" w:color="auto" w:fill="FFFFFF"/>
-            <w:tcMar>
-              <w:top w:w="100" w:type="dxa"/>
-              <w:left w:w="120" w:type="dxa"/>
-              <w:bottom w:w="100" w:type="dxa"/>
-              <w:right w:w="120" w:type="dxa"/>
-            </w:tcMar>
-          </w:tcPr>
-          <w:p>
-            <w:pPr>
-              <w:spacing w:after="0" w:line="240" w:lineRule="auto"/>
-              <w:jc w:val="center"/>
-              <w:rPr>
-                <w:rFonts w:ascii="Calibri Light" w:eastAsia="Arial" w:hAnsi="Calibri Light" w:cs="Calibri Light"/>
-                <w:color w:val="1F3864" w:themeColor="accent1" w:themeShade="80"/>
-                <w:kern w:val="0"/>
-                <w:lang w:eastAsia="en-IN"/>
-                <w14:ligatures w14:val="none"/>
-              </w:rPr>
-            </w:pPr>
-            <w:r>
-              <w:rPr>
-                <w:rFonts w:ascii="Calibri Light" w:eastAsia="Arial" w:hAnsi="Calibri Light" w:cs="Calibri Light"/>
-                <w:color w:val="1F3864" w:themeColor="accent1" w:themeShade="80"/>
-                <w:kern w:val="0"/>
-                <w:lang w:eastAsia="en-IN"/>
-                <w14:ligatures w14:val="none"/>
-              </w:rPr>
-              <w:t>No</w:t>
-            </w:r>
-          </w:p>
-        </w:tc>
-        <w:tc>
-          <w:tcPr>
-            <w:tcW w:w="1800" w:type="dxa"/>
-            <w:shd w:val="clear" w:color="auto" w:fill="FFFFFF"/>
-            <w:tcMar>
-              <w:top w:w="100" w:type="dxa"/>
-              <w:left w:w="120" w:type="dxa"/>
-              <w:bottom w:w="100" w:type="dxa"/>
-              <w:right w:w="120" w:type="dxa"/>
-            </w:tcMar>
-          </w:tcPr>
-          <w:p>
-            <w:pPr>
-              <w:spacing w:after="0" w:line="240" w:lineRule="auto"/>
-              <w:jc w:val="center"/>
-              <w:rPr>
-                <w:rFonts w:ascii="Calibri Light" w:eastAsia="Arial" w:hAnsi="Calibri Light" w:cs="Calibri Light"/>
-                <w:color w:val="1F3864" w:themeColor="accent1" w:themeShade="80"/>
-                <w:kern w:val="0"/>
-                <w:lang w:eastAsia="en-IN"/>
-                <w14:ligatures w14:val="none"/>
-              </w:rPr>
-            </w:pPr>
-            <w:r>
-              <w:rPr>
-                <w:rFonts w:ascii="Calibri Light" w:eastAsia="Arial" w:hAnsi="Calibri Light" w:cs="Calibri Light"/>
-                <w:color w:val="1F3864" w:themeColor="accent1" w:themeShade="80"/>
-                <w:kern w:val="0"/>
-                <w:lang w:eastAsia="en-IN"/>
-                <w14:ligatures w14:val="none"/>
-              </w:rPr>
-              <w:t>Yes (feature-level)</w:t>
             </w:r>
           </w:p>
         </w:tc>
@@ -3872,7 +2649,7 @@
         </w:tc>
         <w:tc>
           <w:tcPr>
-            <w:tcW w:w="1800" w:type="dxa"/>
+            <w:tcW w:w="3364" w:type="dxa"/>
             <w:shd w:val="clear" w:color="auto" w:fill="EEF2F7"/>
             <w:tcMar>
               <w:top w:w="100" w:type="dxa"/>
@@ -3884,7 +2661,6 @@
           <w:p>
             <w:pPr>
               <w:spacing w:after="0" w:line="240" w:lineRule="auto"/>
-              <w:jc w:val="center"/>
               <w:rPr>
                 <w:rFonts w:ascii="Calibri Light" w:eastAsia="Arial" w:hAnsi="Calibri Light" w:cs="Calibri Light"/>
                 <w:color w:val="1F3864" w:themeColor="accent1" w:themeShade="80"/>
@@ -3907,7 +2683,7 @@
         </w:tc>
         <w:tc>
           <w:tcPr>
-            <w:tcW w:w="1800" w:type="dxa"/>
+            <w:tcW w:w="3543" w:type="dxa"/>
             <w:shd w:val="clear" w:color="auto" w:fill="EEF2F7"/>
             <w:tcMar>
               <w:top w:w="100" w:type="dxa"/>
@@ -3919,7 +2695,6 @@
           <w:p>
             <w:pPr>
               <w:spacing w:after="0" w:line="240" w:lineRule="auto"/>
-              <w:jc w:val="center"/>
               <w:rPr>
                 <w:rFonts w:ascii="Calibri Light" w:eastAsia="Arial" w:hAnsi="Calibri Light" w:cs="Calibri Light"/>
                 <w:color w:val="1F3864" w:themeColor="accent1" w:themeShade="80"/>
@@ -3936,77 +2711,7 @@
                 <w:lang w:eastAsia="en-IN"/>
                 <w14:ligatures w14:val="none"/>
               </w:rPr>
-              <w:t>High (SHAP)</w:t>
-            </w:r>
-          </w:p>
-        </w:tc>
-        <w:tc>
-          <w:tcPr>
-            <w:tcW w:w="1800" w:type="dxa"/>
-            <w:shd w:val="clear" w:color="auto" w:fill="EEF2F7"/>
-            <w:tcMar>
-              <w:top w:w="100" w:type="dxa"/>
-              <w:left w:w="120" w:type="dxa"/>
-              <w:bottom w:w="100" w:type="dxa"/>
-              <w:right w:w="120" w:type="dxa"/>
-            </w:tcMar>
-          </w:tcPr>
-          <w:p>
-            <w:pPr>
-              <w:spacing w:after="0" w:line="240" w:lineRule="auto"/>
-              <w:jc w:val="center"/>
-              <w:rPr>
-                <w:rFonts w:ascii="Calibri Light" w:eastAsia="Arial" w:hAnsi="Calibri Light" w:cs="Calibri Light"/>
-                <w:color w:val="1F3864" w:themeColor="accent1" w:themeShade="80"/>
-                <w:kern w:val="0"/>
-                <w:lang w:eastAsia="en-IN"/>
-                <w14:ligatures w14:val="none"/>
-              </w:rPr>
-            </w:pPr>
-            <w:r>
-              <w:rPr>
-                <w:rFonts w:ascii="Calibri Light" w:eastAsia="Arial" w:hAnsi="Calibri Light" w:cs="Calibri Light"/>
-                <w:color w:val="1F3864" w:themeColor="accent1" w:themeShade="80"/>
-                <w:kern w:val="0"/>
-                <w:lang w:eastAsia="en-IN"/>
-                <w14:ligatures w14:val="none"/>
-              </w:rPr>
               <w:t>Very High (SHAP + interactions)</w:t>
-            </w:r>
-          </w:p>
-        </w:tc>
-        <w:tc>
-          <w:tcPr>
-            <w:tcW w:w="1800" w:type="dxa"/>
-            <w:shd w:val="clear" w:color="auto" w:fill="EEF2F7"/>
-            <w:tcMar>
-              <w:top w:w="100" w:type="dxa"/>
-              <w:left w:w="120" w:type="dxa"/>
-              <w:bottom w:w="100" w:type="dxa"/>
-              <w:right w:w="120" w:type="dxa"/>
-            </w:tcMar>
-          </w:tcPr>
-          <w:p>
-            <w:pPr>
-              <w:spacing w:after="0" w:line="240" w:lineRule="auto"/>
-              <w:jc w:val="center"/>
-              <w:rPr>
-                <w:rFonts w:ascii="Calibri Light" w:eastAsia="Arial" w:hAnsi="Calibri Light" w:cs="Calibri Light"/>
-                <w:color w:val="1F3864" w:themeColor="accent1" w:themeShade="80"/>
-                <w:kern w:val="0"/>
-                <w:lang w:eastAsia="en-IN"/>
-                <w14:ligatures w14:val="none"/>
-              </w:rPr>
-            </w:pPr>
-            <w:r>
-              <w:rPr>
-                <w:rFonts w:ascii="Calibri Light" w:eastAsia="Arial" w:hAnsi="Calibri Light" w:cs="Calibri Light"/>
-                <w:color w:val="1F3864" w:themeColor="accent1" w:themeShade="80"/>
-                <w:kern w:val="0"/>
-                <w:lang w:eastAsia="en-IN"/>
-                <w14:ligatures w14:val="none"/>
-              </w:rPr>
-              <w:t>Medium (attention maps)</w:t>
             </w:r>
           </w:p>
         </w:tc>
@@ -4050,7 +2755,7 @@
         </w:tc>
         <w:tc>
           <w:tcPr>
-            <w:tcW w:w="1800" w:type="dxa"/>
+            <w:tcW w:w="3364" w:type="dxa"/>
             <w:shd w:val="clear" w:color="auto" w:fill="FFFFFF"/>
             <w:tcMar>
               <w:top w:w="100" w:type="dxa"/>
@@ -4062,7 +2767,6 @@
           <w:p>
             <w:pPr>
               <w:spacing w:after="0" w:line="240" w:lineRule="auto"/>
-              <w:jc w:val="center"/>
               <w:rPr>
                 <w:rFonts w:ascii="Calibri Light" w:eastAsia="Arial" w:hAnsi="Calibri Light" w:cs="Calibri Light"/>
                 <w:color w:val="1F3864" w:themeColor="accent1" w:themeShade="80"/>
@@ -4085,7 +2789,7 @@
         </w:tc>
         <w:tc>
           <w:tcPr>
-            <w:tcW w:w="1800" w:type="dxa"/>
+            <w:tcW w:w="3543" w:type="dxa"/>
             <w:shd w:val="clear" w:color="auto" w:fill="FFFFFF"/>
             <w:tcMar>
               <w:top w:w="100" w:type="dxa"/>
@@ -4097,7 +2801,6 @@
           <w:p>
             <w:pPr>
               <w:spacing w:after="0" w:line="240" w:lineRule="auto"/>
-              <w:jc w:val="center"/>
               <w:rPr>
                 <w:rFonts w:ascii="Calibri Light" w:eastAsia="Arial" w:hAnsi="Calibri Light" w:cs="Calibri Light"/>
                 <w:color w:val="1F3864" w:themeColor="accent1" w:themeShade="80"/>
@@ -4114,77 +2817,7 @@
                 <w:lang w:eastAsia="en-IN"/>
                 <w14:ligatures w14:val="none"/>
               </w:rPr>
-              <w:t>Medium</w:t>
-            </w:r>
-          </w:p>
-        </w:tc>
-        <w:tc>
-          <w:tcPr>
-            <w:tcW w:w="1800" w:type="dxa"/>
-            <w:shd w:val="clear" w:color="auto" w:fill="FFFFFF"/>
-            <w:tcMar>
-              <w:top w:w="100" w:type="dxa"/>
-              <w:left w:w="120" w:type="dxa"/>
-              <w:bottom w:w="100" w:type="dxa"/>
-              <w:right w:w="120" w:type="dxa"/>
-            </w:tcMar>
-          </w:tcPr>
-          <w:p>
-            <w:pPr>
-              <w:spacing w:after="0" w:line="240" w:lineRule="auto"/>
-              <w:jc w:val="center"/>
-              <w:rPr>
-                <w:rFonts w:ascii="Calibri Light" w:eastAsia="Arial" w:hAnsi="Calibri Light" w:cs="Calibri Light"/>
-                <w:color w:val="1F3864" w:themeColor="accent1" w:themeShade="80"/>
-                <w:kern w:val="0"/>
-                <w:lang w:eastAsia="en-IN"/>
-                <w14:ligatures w14:val="none"/>
-              </w:rPr>
-            </w:pPr>
-            <w:r>
-              <w:rPr>
-                <w:rFonts w:ascii="Calibri Light" w:eastAsia="Arial" w:hAnsi="Calibri Light" w:cs="Calibri Light"/>
-                <w:color w:val="1F3864" w:themeColor="accent1" w:themeShade="80"/>
-                <w:kern w:val="0"/>
-                <w:lang w:eastAsia="en-IN"/>
-                <w14:ligatures w14:val="none"/>
-              </w:rPr>
               <w:t>High (ordered boosting)</w:t>
-            </w:r>
-          </w:p>
-        </w:tc>
-        <w:tc>
-          <w:tcPr>
-            <w:tcW w:w="1800" w:type="dxa"/>
-            <w:shd w:val="clear" w:color="auto" w:fill="FFFFFF"/>
-            <w:tcMar>
-              <w:top w:w="100" w:type="dxa"/>
-              <w:left w:w="120" w:type="dxa"/>
-              <w:bottom w:w="100" w:type="dxa"/>
-              <w:right w:w="120" w:type="dxa"/>
-            </w:tcMar>
-          </w:tcPr>
-          <w:p>
-            <w:pPr>
-              <w:spacing w:after="0" w:line="240" w:lineRule="auto"/>
-              <w:jc w:val="center"/>
-              <w:rPr>
-                <w:rFonts w:ascii="Calibri Light" w:eastAsia="Arial" w:hAnsi="Calibri Light" w:cs="Calibri Light"/>
-                <w:color w:val="1F3864" w:themeColor="accent1" w:themeShade="80"/>
-                <w:kern w:val="0"/>
-                <w:lang w:eastAsia="en-IN"/>
-                <w14:ligatures w14:val="none"/>
-              </w:rPr>
-            </w:pPr>
-            <w:r>
-              <w:rPr>
-                <w:rFonts w:ascii="Calibri Light" w:eastAsia="Arial" w:hAnsi="Calibri Light" w:cs="Calibri Light"/>
-                <w:color w:val="1F3864" w:themeColor="accent1" w:themeShade="80"/>
-                <w:kern w:val="0"/>
-                <w:lang w:eastAsia="en-IN"/>
-                <w14:ligatures w14:val="none"/>
-              </w:rPr>
-              <w:t>Medium</w:t>
             </w:r>
           </w:p>
         </w:tc>
@@ -4228,7 +2861,7 @@
         </w:tc>
         <w:tc>
           <w:tcPr>
-            <w:tcW w:w="1800" w:type="dxa"/>
+            <w:tcW w:w="3364" w:type="dxa"/>
             <w:shd w:val="clear" w:color="auto" w:fill="EEF2F7"/>
             <w:tcMar>
               <w:top w:w="100" w:type="dxa"/>
@@ -4240,7 +2873,6 @@
           <w:p>
             <w:pPr>
               <w:spacing w:after="0" w:line="240" w:lineRule="auto"/>
-              <w:jc w:val="center"/>
               <w:rPr>
                 <w:rFonts w:ascii="Calibri Light" w:eastAsia="Arial" w:hAnsi="Calibri Light" w:cs="Calibri Light"/>
                 <w:color w:val="1F3864" w:themeColor="accent1" w:themeShade="80"/>
@@ -4263,7 +2895,7 @@
         </w:tc>
         <w:tc>
           <w:tcPr>
-            <w:tcW w:w="1800" w:type="dxa"/>
+            <w:tcW w:w="3543" w:type="dxa"/>
             <w:shd w:val="clear" w:color="auto" w:fill="EEF2F7"/>
             <w:tcMar>
               <w:top w:w="100" w:type="dxa"/>
@@ -4275,7 +2907,6 @@
           <w:p>
             <w:pPr>
               <w:spacing w:after="0" w:line="240" w:lineRule="auto"/>
-              <w:jc w:val="center"/>
               <w:rPr>
                 <w:rFonts w:ascii="Calibri Light" w:eastAsia="Arial" w:hAnsi="Calibri Light" w:cs="Calibri Light"/>
                 <w:color w:val="1F3864" w:themeColor="accent1" w:themeShade="80"/>
@@ -4292,77 +2923,7 @@
                 <w:lang w:eastAsia="en-IN"/>
                 <w14:ligatures w14:val="none"/>
               </w:rPr>
-              <w:t>Very Fast</w:t>
-            </w:r>
-          </w:p>
-        </w:tc>
-        <w:tc>
-          <w:tcPr>
-            <w:tcW w:w="1800" w:type="dxa"/>
-            <w:shd w:val="clear" w:color="auto" w:fill="EEF2F7"/>
-            <w:tcMar>
-              <w:top w:w="100" w:type="dxa"/>
-              <w:left w:w="120" w:type="dxa"/>
-              <w:bottom w:w="100" w:type="dxa"/>
-              <w:right w:w="120" w:type="dxa"/>
-            </w:tcMar>
-          </w:tcPr>
-          <w:p>
-            <w:pPr>
-              <w:spacing w:after="0" w:line="240" w:lineRule="auto"/>
-              <w:jc w:val="center"/>
-              <w:rPr>
-                <w:rFonts w:ascii="Calibri Light" w:eastAsia="Arial" w:hAnsi="Calibri Light" w:cs="Calibri Light"/>
-                <w:color w:val="1F3864" w:themeColor="accent1" w:themeShade="80"/>
-                <w:kern w:val="0"/>
-                <w:lang w:eastAsia="en-IN"/>
-                <w14:ligatures w14:val="none"/>
-              </w:rPr>
-            </w:pPr>
-            <w:r>
-              <w:rPr>
-                <w:rFonts w:ascii="Calibri Light" w:eastAsia="Arial" w:hAnsi="Calibri Light" w:cs="Calibri Light"/>
-                <w:color w:val="1F3864" w:themeColor="accent1" w:themeShade="80"/>
-                <w:kern w:val="0"/>
-                <w:lang w:eastAsia="en-IN"/>
-                <w14:ligatures w14:val="none"/>
-              </w:rPr>
               <w:t>Fast</w:t>
-            </w:r>
-          </w:p>
-        </w:tc>
-        <w:tc>
-          <w:tcPr>
-            <w:tcW w:w="1800" w:type="dxa"/>
-            <w:shd w:val="clear" w:color="auto" w:fill="EEF2F7"/>
-            <w:tcMar>
-              <w:top w:w="100" w:type="dxa"/>
-              <w:left w:w="120" w:type="dxa"/>
-              <w:bottom w:w="100" w:type="dxa"/>
-              <w:right w:w="120" w:type="dxa"/>
-            </w:tcMar>
-          </w:tcPr>
-          <w:p>
-            <w:pPr>
-              <w:spacing w:after="0" w:line="240" w:lineRule="auto"/>
-              <w:jc w:val="center"/>
-              <w:rPr>
-                <w:rFonts w:ascii="Calibri Light" w:eastAsia="Arial" w:hAnsi="Calibri Light" w:cs="Calibri Light"/>
-                <w:color w:val="1F3864" w:themeColor="accent1" w:themeShade="80"/>
-                <w:kern w:val="0"/>
-                <w:lang w:eastAsia="en-IN"/>
-                <w14:ligatures w14:val="none"/>
-              </w:rPr>
-            </w:pPr>
-            <w:r>
-              <w:rPr>
-                <w:rFonts w:ascii="Calibri Light" w:eastAsia="Arial" w:hAnsi="Calibri Light" w:cs="Calibri Light"/>
-                <w:color w:val="1F3864" w:themeColor="accent1" w:themeShade="80"/>
-                <w:kern w:val="0"/>
-                <w:lang w:eastAsia="en-IN"/>
-                <w14:ligatures w14:val="none"/>
-              </w:rPr>
-              <w:t>Slow</w:t>
             </w:r>
           </w:p>
         </w:tc>
@@ -4400,14 +2961,13 @@
                 <w:lang w:eastAsia="en-IN"/>
                 <w14:ligatures w14:val="none"/>
               </w:rPr>
-              <w:lastRenderedPageBreak/>
               <w:t>Small dataset performance</w:t>
             </w:r>
           </w:p>
         </w:tc>
         <w:tc>
           <w:tcPr>
-            <w:tcW w:w="1800" w:type="dxa"/>
+            <w:tcW w:w="3364" w:type="dxa"/>
             <w:shd w:val="clear" w:color="auto" w:fill="FFFFFF"/>
             <w:tcMar>
               <w:top w:w="100" w:type="dxa"/>
@@ -4419,7 +2979,6 @@
           <w:p>
             <w:pPr>
               <w:spacing w:after="0" w:line="240" w:lineRule="auto"/>
-              <w:jc w:val="center"/>
               <w:rPr>
                 <w:rFonts w:ascii="Calibri Light" w:eastAsia="Arial" w:hAnsi="Calibri Light" w:cs="Calibri Light"/>
                 <w:color w:val="1F3864" w:themeColor="accent1" w:themeShade="80"/>
@@ -4442,7 +3001,7 @@
         </w:tc>
         <w:tc>
           <w:tcPr>
-            <w:tcW w:w="1800" w:type="dxa"/>
+            <w:tcW w:w="3543" w:type="dxa"/>
             <w:shd w:val="clear" w:color="auto" w:fill="FFFFFF"/>
             <w:tcMar>
               <w:top w:w="100" w:type="dxa"/>
@@ -4454,7 +3013,6 @@
           <w:p>
             <w:pPr>
               <w:spacing w:after="0" w:line="240" w:lineRule="auto"/>
-              <w:jc w:val="center"/>
               <w:rPr>
                 <w:rFonts w:ascii="Calibri Light" w:eastAsia="Arial" w:hAnsi="Calibri Light" w:cs="Calibri Light"/>
                 <w:color w:val="1F3864" w:themeColor="accent1" w:themeShade="80"/>
@@ -4471,77 +3029,7 @@
                 <w:lang w:eastAsia="en-IN"/>
                 <w14:ligatures w14:val="none"/>
               </w:rPr>
-              <w:t>High</w:t>
-            </w:r>
-          </w:p>
-        </w:tc>
-        <w:tc>
-          <w:tcPr>
-            <w:tcW w:w="1800" w:type="dxa"/>
-            <w:shd w:val="clear" w:color="auto" w:fill="FFFFFF"/>
-            <w:tcMar>
-              <w:top w:w="100" w:type="dxa"/>
-              <w:left w:w="120" w:type="dxa"/>
-              <w:bottom w:w="100" w:type="dxa"/>
-              <w:right w:w="120" w:type="dxa"/>
-            </w:tcMar>
-          </w:tcPr>
-          <w:p>
-            <w:pPr>
-              <w:spacing w:after="0" w:line="240" w:lineRule="auto"/>
-              <w:jc w:val="center"/>
-              <w:rPr>
-                <w:rFonts w:ascii="Calibri Light" w:eastAsia="Arial" w:hAnsi="Calibri Light" w:cs="Calibri Light"/>
-                <w:color w:val="1F3864" w:themeColor="accent1" w:themeShade="80"/>
-                <w:kern w:val="0"/>
-                <w:lang w:eastAsia="en-IN"/>
-                <w14:ligatures w14:val="none"/>
-              </w:rPr>
-            </w:pPr>
-            <w:r>
-              <w:rPr>
-                <w:rFonts w:ascii="Calibri Light" w:eastAsia="Arial" w:hAnsi="Calibri Light" w:cs="Calibri Light"/>
-                <w:color w:val="1F3864" w:themeColor="accent1" w:themeShade="80"/>
-                <w:kern w:val="0"/>
-                <w:lang w:eastAsia="en-IN"/>
-                <w14:ligatures w14:val="none"/>
-              </w:rPr>
               <w:t>Very High</w:t>
-            </w:r>
-          </w:p>
-        </w:tc>
-        <w:tc>
-          <w:tcPr>
-            <w:tcW w:w="1800" w:type="dxa"/>
-            <w:shd w:val="clear" w:color="auto" w:fill="FFFFFF"/>
-            <w:tcMar>
-              <w:top w:w="100" w:type="dxa"/>
-              <w:left w:w="120" w:type="dxa"/>
-              <w:bottom w:w="100" w:type="dxa"/>
-              <w:right w:w="120" w:type="dxa"/>
-            </w:tcMar>
-          </w:tcPr>
-          <w:p>
-            <w:pPr>
-              <w:spacing w:after="0" w:line="240" w:lineRule="auto"/>
-              <w:jc w:val="center"/>
-              <w:rPr>
-                <w:rFonts w:ascii="Calibri Light" w:eastAsia="Arial" w:hAnsi="Calibri Light" w:cs="Calibri Light"/>
-                <w:color w:val="1F3864" w:themeColor="accent1" w:themeShade="80"/>
-                <w:kern w:val="0"/>
-                <w:lang w:eastAsia="en-IN"/>
-                <w14:ligatures w14:val="none"/>
-              </w:rPr>
-            </w:pPr>
-            <w:r>
-              <w:rPr>
-                <w:rFonts w:ascii="Calibri Light" w:eastAsia="Arial" w:hAnsi="Calibri Light" w:cs="Calibri Light"/>
-                <w:color w:val="1F3864" w:themeColor="accent1" w:themeShade="80"/>
-                <w:kern w:val="0"/>
-                <w:lang w:eastAsia="en-IN"/>
-                <w14:ligatures w14:val="none"/>
-              </w:rPr>
-              <w:t>Low</w:t>
             </w:r>
           </w:p>
         </w:tc>
@@ -4585,7 +3073,7 @@
         </w:tc>
         <w:tc>
           <w:tcPr>
-            <w:tcW w:w="1800" w:type="dxa"/>
+            <w:tcW w:w="3364" w:type="dxa"/>
             <w:shd w:val="clear" w:color="auto" w:fill="EEF2F7"/>
             <w:tcMar>
               <w:top w:w="100" w:type="dxa"/>
@@ -4597,7 +3085,6 @@
           <w:p>
             <w:pPr>
               <w:spacing w:after="0" w:line="240" w:lineRule="auto"/>
-              <w:jc w:val="center"/>
               <w:rPr>
                 <w:rFonts w:ascii="Calibri Light" w:eastAsia="Arial" w:hAnsi="Calibri Light" w:cs="Calibri Light"/>
                 <w:color w:val="1F3864" w:themeColor="accent1" w:themeShade="80"/>
@@ -4620,7 +3107,7 @@
         </w:tc>
         <w:tc>
           <w:tcPr>
-            <w:tcW w:w="1800" w:type="dxa"/>
+            <w:tcW w:w="3543" w:type="dxa"/>
             <w:shd w:val="clear" w:color="auto" w:fill="EEF2F7"/>
             <w:tcMar>
               <w:top w:w="100" w:type="dxa"/>
@@ -4632,7 +3119,6 @@
           <w:p>
             <w:pPr>
               <w:spacing w:after="0" w:line="240" w:lineRule="auto"/>
-              <w:jc w:val="center"/>
               <w:rPr>
                 <w:rFonts w:ascii="Calibri Light" w:eastAsia="Arial" w:hAnsi="Calibri Light" w:cs="Calibri Light"/>
                 <w:color w:val="1F3864" w:themeColor="accent1" w:themeShade="80"/>
@@ -4649,77 +3135,7 @@
                 <w:lang w:eastAsia="en-IN"/>
                 <w14:ligatures w14:val="none"/>
               </w:rPr>
-              <w:t>Limited</w:t>
-            </w:r>
-          </w:p>
-        </w:tc>
-        <w:tc>
-          <w:tcPr>
-            <w:tcW w:w="1800" w:type="dxa"/>
-            <w:shd w:val="clear" w:color="auto" w:fill="EEF2F7"/>
-            <w:tcMar>
-              <w:top w:w="100" w:type="dxa"/>
-              <w:left w:w="120" w:type="dxa"/>
-              <w:bottom w:w="100" w:type="dxa"/>
-              <w:right w:w="120" w:type="dxa"/>
-            </w:tcMar>
-          </w:tcPr>
-          <w:p>
-            <w:pPr>
-              <w:spacing w:after="0" w:line="240" w:lineRule="auto"/>
-              <w:jc w:val="center"/>
-              <w:rPr>
-                <w:rFonts w:ascii="Calibri Light" w:eastAsia="Arial" w:hAnsi="Calibri Light" w:cs="Calibri Light"/>
-                <w:color w:val="1F3864" w:themeColor="accent1" w:themeShade="80"/>
-                <w:kern w:val="0"/>
-                <w:lang w:eastAsia="en-IN"/>
-                <w14:ligatures w14:val="none"/>
-              </w:rPr>
-            </w:pPr>
-            <w:r>
-              <w:rPr>
-                <w:rFonts w:ascii="Calibri Light" w:eastAsia="Arial" w:hAnsi="Calibri Light" w:cs="Calibri Light"/>
-                <w:color w:val="1F3864" w:themeColor="accent1" w:themeShade="80"/>
-                <w:kern w:val="0"/>
-                <w:lang w:eastAsia="en-IN"/>
-                <w14:ligatures w14:val="none"/>
-              </w:rPr>
               <w:t>Yes</w:t>
-            </w:r>
-          </w:p>
-        </w:tc>
-        <w:tc>
-          <w:tcPr>
-            <w:tcW w:w="1800" w:type="dxa"/>
-            <w:shd w:val="clear" w:color="auto" w:fill="EEF2F7"/>
-            <w:tcMar>
-              <w:top w:w="100" w:type="dxa"/>
-              <w:left w:w="120" w:type="dxa"/>
-              <w:bottom w:w="100" w:type="dxa"/>
-              <w:right w:w="120" w:type="dxa"/>
-            </w:tcMar>
-          </w:tcPr>
-          <w:p>
-            <w:pPr>
-              <w:spacing w:after="0" w:line="240" w:lineRule="auto"/>
-              <w:jc w:val="center"/>
-              <w:rPr>
-                <w:rFonts w:ascii="Calibri Light" w:eastAsia="Arial" w:hAnsi="Calibri Light" w:cs="Calibri Light"/>
-                <w:color w:val="1F3864" w:themeColor="accent1" w:themeShade="80"/>
-                <w:kern w:val="0"/>
-                <w:lang w:eastAsia="en-IN"/>
-                <w14:ligatures w14:val="none"/>
-              </w:rPr>
-            </w:pPr>
-            <w:r>
-              <w:rPr>
-                <w:rFonts w:ascii="Calibri Light" w:eastAsia="Arial" w:hAnsi="Calibri Light" w:cs="Calibri Light"/>
-                <w:color w:val="1F3864" w:themeColor="accent1" w:themeShade="80"/>
-                <w:kern w:val="0"/>
-                <w:lang w:eastAsia="en-IN"/>
-                <w14:ligatures w14:val="none"/>
-              </w:rPr>
-              <w:t>No</w:t>
             </w:r>
           </w:p>
         </w:tc>
@@ -4763,7 +3179,7 @@
         </w:tc>
         <w:tc>
           <w:tcPr>
-            <w:tcW w:w="1800" w:type="dxa"/>
+            <w:tcW w:w="3364" w:type="dxa"/>
             <w:shd w:val="clear" w:color="auto" w:fill="FFFFFF"/>
             <w:tcMar>
               <w:top w:w="100" w:type="dxa"/>
@@ -4775,7 +3191,6 @@
           <w:p>
             <w:pPr>
               <w:spacing w:after="0" w:line="240" w:lineRule="auto"/>
-              <w:jc w:val="center"/>
               <w:rPr>
                 <w:rFonts w:ascii="Calibri Light" w:eastAsia="Arial" w:hAnsi="Calibri Light" w:cs="Calibri Light"/>
                 <w:color w:val="1F3864" w:themeColor="accent1" w:themeShade="80"/>
@@ -4798,7 +3213,7 @@
         </w:tc>
         <w:tc>
           <w:tcPr>
-            <w:tcW w:w="1800" w:type="dxa"/>
+            <w:tcW w:w="3543" w:type="dxa"/>
             <w:shd w:val="clear" w:color="auto" w:fill="FFFFFF"/>
             <w:tcMar>
               <w:top w:w="100" w:type="dxa"/>
@@ -4810,77 +3225,6 @@
           <w:p>
             <w:pPr>
               <w:spacing w:after="0" w:line="240" w:lineRule="auto"/>
-              <w:jc w:val="center"/>
-              <w:rPr>
-                <w:rFonts w:ascii="Calibri Light" w:eastAsia="Arial" w:hAnsi="Calibri Light" w:cs="Calibri Light"/>
-                <w:color w:val="1F3864" w:themeColor="accent1" w:themeShade="80"/>
-                <w:kern w:val="0"/>
-                <w:lang w:eastAsia="en-IN"/>
-                <w14:ligatures w14:val="none"/>
-              </w:rPr>
-            </w:pPr>
-            <w:r>
-              <w:rPr>
-                <w:rFonts w:ascii="Calibri Light" w:eastAsia="Arial" w:hAnsi="Calibri Light" w:cs="Calibri Light"/>
-                <w:color w:val="1F3864" w:themeColor="accent1" w:themeShade="80"/>
-                <w:kern w:val="0"/>
-                <w:lang w:eastAsia="en-IN"/>
-                <w14:ligatures w14:val="none"/>
-              </w:rPr>
-              <w:t>No</w:t>
-            </w:r>
-          </w:p>
-        </w:tc>
-        <w:tc>
-          <w:tcPr>
-            <w:tcW w:w="1800" w:type="dxa"/>
-            <w:shd w:val="clear" w:color="auto" w:fill="FFFFFF"/>
-            <w:tcMar>
-              <w:top w:w="100" w:type="dxa"/>
-              <w:left w:w="120" w:type="dxa"/>
-              <w:bottom w:w="100" w:type="dxa"/>
-              <w:right w:w="120" w:type="dxa"/>
-            </w:tcMar>
-          </w:tcPr>
-          <w:p>
-            <w:pPr>
-              <w:spacing w:after="0" w:line="240" w:lineRule="auto"/>
-              <w:jc w:val="center"/>
-              <w:rPr>
-                <w:rFonts w:ascii="Calibri Light" w:eastAsia="Arial" w:hAnsi="Calibri Light" w:cs="Calibri Light"/>
-                <w:color w:val="1F3864" w:themeColor="accent1" w:themeShade="80"/>
-                <w:kern w:val="0"/>
-                <w:lang w:eastAsia="en-IN"/>
-                <w14:ligatures w14:val="none"/>
-              </w:rPr>
-            </w:pPr>
-            <w:r>
-              <w:rPr>
-                <w:rFonts w:ascii="Calibri Light" w:eastAsia="Arial" w:hAnsi="Calibri Light" w:cs="Calibri Light"/>
-                <w:color w:val="1F3864" w:themeColor="accent1" w:themeShade="80"/>
-                <w:kern w:val="0"/>
-                <w:lang w:eastAsia="en-IN"/>
-                <w14:ligatures w14:val="none"/>
-              </w:rPr>
-              <w:t>No</w:t>
-            </w:r>
-          </w:p>
-        </w:tc>
-        <w:tc>
-          <w:tcPr>
-            <w:tcW w:w="1800" w:type="dxa"/>
-            <w:shd w:val="clear" w:color="auto" w:fill="FFFFFF"/>
-            <w:tcMar>
-              <w:top w:w="100" w:type="dxa"/>
-              <w:left w:w="120" w:type="dxa"/>
-              <w:bottom w:w="100" w:type="dxa"/>
-              <w:right w:w="120" w:type="dxa"/>
-            </w:tcMar>
-          </w:tcPr>
-          <w:p>
-            <w:pPr>
-              <w:spacing w:after="0" w:line="240" w:lineRule="auto"/>
-              <w:jc w:val="center"/>
               <w:rPr>
                 <w:rFonts w:ascii="Calibri Light" w:eastAsia="Arial" w:hAnsi="Calibri Light" w:cs="Calibri Light"/>
                 <w:color w:val="1F3864" w:themeColor="accent1" w:themeShade="80"/>
@@ -4941,7 +3285,7 @@
         </w:tc>
         <w:tc>
           <w:tcPr>
-            <w:tcW w:w="1800" w:type="dxa"/>
+            <w:tcW w:w="3364" w:type="dxa"/>
             <w:shd w:val="clear" w:color="auto" w:fill="EEF2F7"/>
             <w:tcMar>
               <w:top w:w="100" w:type="dxa"/>
@@ -4953,7 +3297,6 @@
           <w:p>
             <w:pPr>
               <w:spacing w:after="0" w:line="240" w:lineRule="auto"/>
-              <w:jc w:val="center"/>
               <w:rPr>
                 <w:rFonts w:ascii="Calibri Light" w:eastAsia="Arial" w:hAnsi="Calibri Light" w:cs="Calibri Light"/>
                 <w:color w:val="1F3864" w:themeColor="accent1" w:themeShade="80"/>
@@ -4976,7 +3319,7 @@
         </w:tc>
         <w:tc>
           <w:tcPr>
-            <w:tcW w:w="1800" w:type="dxa"/>
+            <w:tcW w:w="3543" w:type="dxa"/>
             <w:shd w:val="clear" w:color="auto" w:fill="EEF2F7"/>
             <w:tcMar>
               <w:top w:w="100" w:type="dxa"/>
@@ -4988,77 +3331,6 @@
           <w:p>
             <w:pPr>
               <w:spacing w:after="0" w:line="240" w:lineRule="auto"/>
-              <w:jc w:val="center"/>
-              <w:rPr>
-                <w:rFonts w:ascii="Calibri Light" w:eastAsia="Arial" w:hAnsi="Calibri Light" w:cs="Calibri Light"/>
-                <w:color w:val="1F3864" w:themeColor="accent1" w:themeShade="80"/>
-                <w:kern w:val="0"/>
-                <w:lang w:eastAsia="en-IN"/>
-                <w14:ligatures w14:val="none"/>
-              </w:rPr>
-            </w:pPr>
-            <w:r>
-              <w:rPr>
-                <w:rFonts w:ascii="Calibri Light" w:eastAsia="Arial" w:hAnsi="Calibri Light" w:cs="Calibri Light"/>
-                <w:color w:val="1F3864" w:themeColor="accent1" w:themeShade="80"/>
-                <w:kern w:val="0"/>
-                <w:lang w:eastAsia="en-IN"/>
-                <w14:ligatures w14:val="none"/>
-              </w:rPr>
-              <w:t>0</w:t>
-            </w:r>
-          </w:p>
-        </w:tc>
-        <w:tc>
-          <w:tcPr>
-            <w:tcW w:w="1800" w:type="dxa"/>
-            <w:shd w:val="clear" w:color="auto" w:fill="EEF2F7"/>
-            <w:tcMar>
-              <w:top w:w="100" w:type="dxa"/>
-              <w:left w:w="120" w:type="dxa"/>
-              <w:bottom w:w="100" w:type="dxa"/>
-              <w:right w:w="120" w:type="dxa"/>
-            </w:tcMar>
-          </w:tcPr>
-          <w:p>
-            <w:pPr>
-              <w:spacing w:after="0" w:line="240" w:lineRule="auto"/>
-              <w:jc w:val="center"/>
-              <w:rPr>
-                <w:rFonts w:ascii="Calibri Light" w:eastAsia="Arial" w:hAnsi="Calibri Light" w:cs="Calibri Light"/>
-                <w:color w:val="1F3864" w:themeColor="accent1" w:themeShade="80"/>
-                <w:kern w:val="0"/>
-                <w:lang w:eastAsia="en-IN"/>
-                <w14:ligatures w14:val="none"/>
-              </w:rPr>
-            </w:pPr>
-            <w:r>
-              <w:rPr>
-                <w:rFonts w:ascii="Calibri Light" w:eastAsia="Arial" w:hAnsi="Calibri Light" w:cs="Calibri Light"/>
-                <w:color w:val="1F3864" w:themeColor="accent1" w:themeShade="80"/>
-                <w:kern w:val="0"/>
-                <w:lang w:eastAsia="en-IN"/>
-                <w14:ligatures w14:val="none"/>
-              </w:rPr>
-              <w:t>0</w:t>
-            </w:r>
-          </w:p>
-        </w:tc>
-        <w:tc>
-          <w:tcPr>
-            <w:tcW w:w="1800" w:type="dxa"/>
-            <w:shd w:val="clear" w:color="auto" w:fill="EEF2F7"/>
-            <w:tcMar>
-              <w:top w:w="100" w:type="dxa"/>
-              <w:left w:w="120" w:type="dxa"/>
-              <w:bottom w:w="100" w:type="dxa"/>
-              <w:right w:w="120" w:type="dxa"/>
-            </w:tcMar>
-          </w:tcPr>
-          <w:p>
-            <w:pPr>
-              <w:spacing w:after="0" w:line="240" w:lineRule="auto"/>
-              <w:jc w:val="center"/>
               <w:rPr>
                 <w:rFonts w:ascii="Calibri Light" w:eastAsia="Arial" w:hAnsi="Calibri Light" w:cs="Calibri Light"/>
                 <w:color w:val="1F3864" w:themeColor="accent1" w:themeShade="80"/>
@@ -5119,7 +3391,7 @@
         </w:tc>
         <w:tc>
           <w:tcPr>
-            <w:tcW w:w="1800" w:type="dxa"/>
+            <w:tcW w:w="3364" w:type="dxa"/>
             <w:shd w:val="clear" w:color="auto" w:fill="FFFFFF"/>
             <w:tcMar>
               <w:top w:w="100" w:type="dxa"/>
@@ -5131,7 +3403,6 @@
           <w:p>
             <w:pPr>
               <w:spacing w:after="0" w:line="240" w:lineRule="auto"/>
-              <w:jc w:val="center"/>
               <w:rPr>
                 <w:rFonts w:ascii="Calibri Light" w:eastAsia="Arial" w:hAnsi="Calibri Light" w:cs="Calibri Light"/>
                 <w:color w:val="1F3864" w:themeColor="accent1" w:themeShade="80"/>
@@ -5154,7 +3425,7 @@
         </w:tc>
         <w:tc>
           <w:tcPr>
-            <w:tcW w:w="1800" w:type="dxa"/>
+            <w:tcW w:w="3543" w:type="dxa"/>
             <w:shd w:val="clear" w:color="auto" w:fill="FFFFFF"/>
             <w:tcMar>
               <w:top w:w="100" w:type="dxa"/>
@@ -5166,7 +3437,6 @@
           <w:p>
             <w:pPr>
               <w:spacing w:after="0" w:line="240" w:lineRule="auto"/>
-              <w:jc w:val="center"/>
               <w:rPr>
                 <w:rFonts w:ascii="Calibri Light" w:eastAsia="Arial" w:hAnsi="Calibri Light" w:cs="Calibri Light"/>
                 <w:color w:val="1F3864" w:themeColor="accent1" w:themeShade="80"/>
@@ -5183,77 +3453,7 @@
                 <w:lang w:eastAsia="en-IN"/>
                 <w14:ligatures w14:val="none"/>
               </w:rPr>
-              <w:t>0.75 – 0.83</w:t>
-            </w:r>
-          </w:p>
-        </w:tc>
-        <w:tc>
-          <w:tcPr>
-            <w:tcW w:w="1800" w:type="dxa"/>
-            <w:shd w:val="clear" w:color="auto" w:fill="FFFFFF"/>
-            <w:tcMar>
-              <w:top w:w="100" w:type="dxa"/>
-              <w:left w:w="120" w:type="dxa"/>
-              <w:bottom w:w="100" w:type="dxa"/>
-              <w:right w:w="120" w:type="dxa"/>
-            </w:tcMar>
-          </w:tcPr>
-          <w:p>
-            <w:pPr>
-              <w:spacing w:after="0" w:line="240" w:lineRule="auto"/>
-              <w:jc w:val="center"/>
-              <w:rPr>
-                <w:rFonts w:ascii="Calibri Light" w:eastAsia="Arial" w:hAnsi="Calibri Light" w:cs="Calibri Light"/>
-                <w:color w:val="1F3864" w:themeColor="accent1" w:themeShade="80"/>
-                <w:kern w:val="0"/>
-                <w:lang w:eastAsia="en-IN"/>
-                <w14:ligatures w14:val="none"/>
-              </w:rPr>
-            </w:pPr>
-            <w:r>
-              <w:rPr>
-                <w:rFonts w:ascii="Calibri Light" w:eastAsia="Arial" w:hAnsi="Calibri Light" w:cs="Calibri Light"/>
-                <w:color w:val="1F3864" w:themeColor="accent1" w:themeShade="80"/>
-                <w:kern w:val="0"/>
-                <w:lang w:eastAsia="en-IN"/>
-                <w14:ligatures w14:val="none"/>
-              </w:rPr>
               <w:t>0.78 – 0.86</w:t>
-            </w:r>
-          </w:p>
-        </w:tc>
-        <w:tc>
-          <w:tcPr>
-            <w:tcW w:w="1800" w:type="dxa"/>
-            <w:shd w:val="clear" w:color="auto" w:fill="FFFFFF"/>
-            <w:tcMar>
-              <w:top w:w="100" w:type="dxa"/>
-              <w:left w:w="120" w:type="dxa"/>
-              <w:bottom w:w="100" w:type="dxa"/>
-              <w:right w:w="120" w:type="dxa"/>
-            </w:tcMar>
-          </w:tcPr>
-          <w:p>
-            <w:pPr>
-              <w:spacing w:after="0" w:line="240" w:lineRule="auto"/>
-              <w:jc w:val="center"/>
-              <w:rPr>
-                <w:rFonts w:ascii="Calibri Light" w:eastAsia="Arial" w:hAnsi="Calibri Light" w:cs="Calibri Light"/>
-                <w:color w:val="1F3864" w:themeColor="accent1" w:themeShade="80"/>
-                <w:kern w:val="0"/>
-                <w:lang w:eastAsia="en-IN"/>
-                <w14:ligatures w14:val="none"/>
-              </w:rPr>
-            </w:pPr>
-            <w:r>
-              <w:rPr>
-                <w:rFonts w:ascii="Calibri Light" w:eastAsia="Arial" w:hAnsi="Calibri Light" w:cs="Calibri Light"/>
-                <w:color w:val="1F3864" w:themeColor="accent1" w:themeShade="80"/>
-                <w:kern w:val="0"/>
-                <w:lang w:eastAsia="en-IN"/>
-                <w14:ligatures w14:val="none"/>
-              </w:rPr>
-              <w:t>0.79 – 0.87</w:t>
             </w:r>
           </w:p>
         </w:tc>
@@ -5297,7 +3497,7 @@
         </w:tc>
         <w:tc>
           <w:tcPr>
-            <w:tcW w:w="1800" w:type="dxa"/>
+            <w:tcW w:w="3364" w:type="dxa"/>
             <w:shd w:val="clear" w:color="auto" w:fill="EEF2F7"/>
             <w:tcMar>
               <w:top w:w="100" w:type="dxa"/>
@@ -5309,7 +3509,6 @@
           <w:p>
             <w:pPr>
               <w:spacing w:after="0" w:line="240" w:lineRule="auto"/>
-              <w:jc w:val="center"/>
               <w:rPr>
                 <w:rFonts w:ascii="Calibri Light" w:eastAsia="Arial" w:hAnsi="Calibri Light" w:cs="Calibri Light"/>
                 <w:color w:val="1F3864" w:themeColor="accent1" w:themeShade="80"/>
@@ -5332,7 +3531,7 @@
         </w:tc>
         <w:tc>
           <w:tcPr>
-            <w:tcW w:w="1800" w:type="dxa"/>
+            <w:tcW w:w="3543" w:type="dxa"/>
             <w:shd w:val="clear" w:color="auto" w:fill="EEF2F7"/>
             <w:tcMar>
               <w:top w:w="100" w:type="dxa"/>
@@ -5344,7 +3543,6 @@
           <w:p>
             <w:pPr>
               <w:spacing w:after="0" w:line="240" w:lineRule="auto"/>
-              <w:jc w:val="center"/>
               <w:rPr>
                 <w:rFonts w:ascii="Calibri Light" w:eastAsia="Arial" w:hAnsi="Calibri Light" w:cs="Calibri Light"/>
                 <w:color w:val="1F3864" w:themeColor="accent1" w:themeShade="80"/>
@@ -5361,77 +3559,7 @@
                 <w:lang w:eastAsia="en-IN"/>
                 <w14:ligatures w14:val="none"/>
               </w:rPr>
-              <w:t>Baseline comparison</w:t>
-            </w:r>
-          </w:p>
-        </w:tc>
-        <w:tc>
-          <w:tcPr>
-            <w:tcW w:w="1800" w:type="dxa"/>
-            <w:shd w:val="clear" w:color="auto" w:fill="EEF2F7"/>
-            <w:tcMar>
-              <w:top w:w="100" w:type="dxa"/>
-              <w:left w:w="120" w:type="dxa"/>
-              <w:bottom w:w="100" w:type="dxa"/>
-              <w:right w:w="120" w:type="dxa"/>
-            </w:tcMar>
-          </w:tcPr>
-          <w:p>
-            <w:pPr>
-              <w:spacing w:after="0" w:line="240" w:lineRule="auto"/>
-              <w:jc w:val="center"/>
-              <w:rPr>
-                <w:rFonts w:ascii="Calibri Light" w:eastAsia="Arial" w:hAnsi="Calibri Light" w:cs="Calibri Light"/>
-                <w:color w:val="1F3864" w:themeColor="accent1" w:themeShade="80"/>
-                <w:kern w:val="0"/>
-                <w:lang w:eastAsia="en-IN"/>
-                <w14:ligatures w14:val="none"/>
-              </w:rPr>
-            </w:pPr>
-            <w:r>
-              <w:rPr>
-                <w:rFonts w:ascii="Calibri Light" w:eastAsia="Arial" w:hAnsi="Calibri Light" w:cs="Calibri Light"/>
-                <w:color w:val="1F3864" w:themeColor="accent1" w:themeShade="80"/>
-                <w:kern w:val="0"/>
-                <w:lang w:eastAsia="en-IN"/>
-                <w14:ligatures w14:val="none"/>
-              </w:rPr>
               <w:t>Novelty — interactions</w:t>
-            </w:r>
-          </w:p>
-        </w:tc>
-        <w:tc>
-          <w:tcPr>
-            <w:tcW w:w="1800" w:type="dxa"/>
-            <w:shd w:val="clear" w:color="auto" w:fill="EEF2F7"/>
-            <w:tcMar>
-              <w:top w:w="100" w:type="dxa"/>
-              <w:left w:w="120" w:type="dxa"/>
-              <w:bottom w:w="100" w:type="dxa"/>
-              <w:right w:w="120" w:type="dxa"/>
-            </w:tcMar>
-          </w:tcPr>
-          <w:p>
-            <w:pPr>
-              <w:spacing w:after="0" w:line="240" w:lineRule="auto"/>
-              <w:jc w:val="center"/>
-              <w:rPr>
-                <w:rFonts w:ascii="Calibri Light" w:eastAsia="Arial" w:hAnsi="Calibri Light" w:cs="Calibri Light"/>
-                <w:color w:val="1F3864" w:themeColor="accent1" w:themeShade="80"/>
-                <w:kern w:val="0"/>
-                <w:lang w:eastAsia="en-IN"/>
-                <w14:ligatures w14:val="none"/>
-              </w:rPr>
-            </w:pPr>
-            <w:r>
-              <w:rPr>
-                <w:rFonts w:ascii="Calibri Light" w:eastAsia="Arial" w:hAnsi="Calibri Light" w:cs="Calibri Light"/>
-                <w:color w:val="1F3864" w:themeColor="accent1" w:themeShade="80"/>
-                <w:kern w:val="0"/>
-                <w:lang w:eastAsia="en-IN"/>
-                <w14:ligatures w14:val="none"/>
-              </w:rPr>
-              <w:t>Deep tabular comparator</w:t>
             </w:r>
           </w:p>
         </w:tc>
@@ -5893,20 +4021,8 @@
                 <w:lang w:eastAsia="en-IN"/>
                 <w14:ligatures w14:val="none"/>
               </w:rPr>
-              <w:t xml:space="preserve"> </w:t>
-            </w:r>
-            <w:proofErr w:type="spellStart"/>
-            <w:r>
-              <w:rPr>
-                <w:rFonts w:ascii="Calibri Light" w:eastAsia="Arial" w:hAnsi="Calibri Light" w:cs="Calibri Light"/>
-                <w:color w:val="1F3864" w:themeColor="accent1" w:themeShade="80"/>
-                <w:kern w:val="0"/>
-                <w:lang w:eastAsia="en-IN"/>
-                <w14:ligatures w14:val="none"/>
-              </w:rPr>
-              <w:t>Intell</w:t>
-            </w:r>
-            <w:proofErr w:type="spellEnd"/>
+              <w:t xml:space="preserve"> Intell</w:t>
+            </w:r>
           </w:p>
         </w:tc>
         <w:tc>
@@ -6129,29 +4245,7 @@
                 <w:lang w:eastAsia="en-IN"/>
                 <w14:ligatures w14:val="none"/>
               </w:rPr>
-              <w:t xml:space="preserve">. </w:t>
-            </w:r>
-            <w:proofErr w:type="spellStart"/>
-            <w:r>
-              <w:rPr>
-                <w:rFonts w:ascii="Calibri Light" w:eastAsia="Arial" w:hAnsi="Calibri Light" w:cs="Calibri Light"/>
-                <w:color w:val="1F3864" w:themeColor="accent1" w:themeShade="80"/>
-                <w:kern w:val="0"/>
-                <w:lang w:eastAsia="en-IN"/>
-                <w14:ligatures w14:val="none"/>
-              </w:rPr>
-              <w:t>Intell</w:t>
-            </w:r>
-            <w:proofErr w:type="spellEnd"/>
-            <w:r>
-              <w:rPr>
-                <w:rFonts w:ascii="Calibri Light" w:eastAsia="Arial" w:hAnsi="Calibri Light" w:cs="Calibri Light"/>
-                <w:color w:val="1F3864" w:themeColor="accent1" w:themeShade="80"/>
-                <w:kern w:val="0"/>
-                <w:lang w:eastAsia="en-IN"/>
-                <w14:ligatures w14:val="none"/>
-              </w:rPr>
-              <w:t>.</w:t>
+              <w:t>. Intell.</w:t>
             </w:r>
           </w:p>
         </w:tc>
@@ -6631,29 +4725,7 @@
                 <w:lang w:eastAsia="en-IN"/>
                 <w14:ligatures w14:val="none"/>
               </w:rPr>
-              <w:t xml:space="preserve">Our study uses URR/Kt/V as predictors </w:t>
-            </w:r>
-            <w:proofErr w:type="gramStart"/>
-            <w:r>
-              <w:rPr>
-                <w:rFonts w:ascii="Calibri Light" w:eastAsia="Arial" w:hAnsi="Calibri Light" w:cs="Calibri Light"/>
-                <w:color w:val="1F3864" w:themeColor="accent1" w:themeShade="80"/>
-                <w:kern w:val="0"/>
-                <w:lang w:eastAsia="en-IN"/>
-                <w14:ligatures w14:val="none"/>
-              </w:rPr>
-              <w:t>not targets</w:t>
-            </w:r>
-            <w:proofErr w:type="gramEnd"/>
-            <w:r>
-              <w:rPr>
-                <w:rFonts w:ascii="Calibri Light" w:eastAsia="Arial" w:hAnsi="Calibri Light" w:cs="Calibri Light"/>
-                <w:color w:val="1F3864" w:themeColor="accent1" w:themeShade="80"/>
-                <w:kern w:val="0"/>
-                <w:lang w:eastAsia="en-IN"/>
-                <w14:ligatures w14:val="none"/>
-              </w:rPr>
-              <w:t>; readmission as outcome</w:t>
+              <w:t>Our study uses URR/Kt/V as predictors not targets; readmission as outcome</w:t>
             </w:r>
           </w:p>
         </w:tc>
